--- a/Paper/Liver_Disease_Paper/Iteration_0/Liver_Disease_Paper_Redone_All_Accepted.docx
+++ b/Paper/Liver_Disease_Paper/Iteration_0/Liver_Disease_Paper_Redone_All_Accepted.docx
@@ -25,15 +25,7 @@
         </w:numPr>
       </w:pPr>
       <w:r>
-        <w:t xml:space="preserve">A uniquely trained model </w:t>
-      </w:r>
-      <w:proofErr w:type="gramStart"/>
-      <w:r>
-        <w:t>was created</w:t>
-      </w:r>
-      <w:proofErr w:type="gramEnd"/>
-      <w:r>
-        <w:t xml:space="preserve"> on publically available data.</w:t>
+        <w:t>A uniquely trained model was created on publically available data.</w:t>
       </w:r>
     </w:p>
     <w:p>
@@ -57,15 +49,7 @@
         </w:numPr>
       </w:pPr>
       <w:r>
-        <w:t xml:space="preserve">Model predictions were evaluated by three trained physicians, where 100% of the predicted disease sites had a Likert </w:t>
-      </w:r>
-      <w:proofErr w:type="gramStart"/>
-      <w:r>
-        <w:t>Score</w:t>
-      </w:r>
-      <w:proofErr w:type="gramEnd"/>
-      <w:r>
-        <w:t xml:space="preserve"> greater than or equal to 4 out of a possible 5.</w:t>
+        <w:t>Model predictions were evaluated by three trained physicians, where 100% of the predicted disease sites had a Likert Score greater than or equal to 4 out of a possible 5.</w:t>
       </w:r>
     </w:p>
     <w:p>
@@ -79,160 +63,28 @@
       </w:r>
     </w:p>
     <w:p>
-      <w:proofErr w:type="spellStart"/>
-      <w:r>
-        <w:t>Background</w:t>
-      </w:r>
-      <w:proofErr w:type="gramStart"/>
-      <w:r>
-        <w:t>:Colorectal</w:t>
-      </w:r>
-      <w:proofErr w:type="spellEnd"/>
-      <w:proofErr w:type="gramEnd"/>
-      <w:r>
-        <w:t xml:space="preserve"> cancer (CRC), the third most common cancer in the USA, is a leading cause of cancer-related death worldwide. Up to 60% of </w:t>
-      </w:r>
-      <w:proofErr w:type="gramStart"/>
-      <w:r>
-        <w:t>CRC</w:t>
-      </w:r>
-      <w:proofErr w:type="gramEnd"/>
-      <w:r>
-        <w:t xml:space="preserve"> patients develop liver metastasis (CRLM). Treatments, such as radiation and ablation therapies, require disease segmentation for accurate planning and delivery of focal therapy. For ablation therapy, ablation zone segmentation is required to evaluate disease coverage. Here, we propose a fully convolutional (FC) model to segment both the disease and the ablation zone.</w:t>
+      <w:r>
+        <w:t>Background:Colorectal cancer (CRC), the third most common cancer in the USA, is a leading cause of cancer-related death worldwide. Up to 60% of patients develop liver metastasis(CRLM). Treatments like radiation and ablation therapies require disease segmentation for planning and therapy delivery. For ablation, ablation-zone segmentation is required to evaluate disease coverage. We propose a fully convolutional(FC) model to segment CRLM and ablation-zones.</w:t>
       </w:r>
     </w:p>
     <w:p>
-      <w:proofErr w:type="spellStart"/>
-      <w:r>
-        <w:t>Purpose:We</w:t>
-      </w:r>
-      <w:proofErr w:type="spellEnd"/>
-      <w:r>
-        <w:t xml:space="preserve"> hypothesized that FC neural networks, trained using novel methods to account for varying lesion sizes, will provide rapid and accurate identification and segmentation of CRLM and ablation zones.</w:t>
+      <w:r>
+        <w:t>Purpose:We hypothesize FC neural networks, trained using novel methods, will provide rapid and accurate identification and segmentation of CRLM and ablation-zones.</w:t>
       </w:r>
     </w:p>
     <w:p>
       <w:r>
-        <w:t xml:space="preserve">Materials and Methods: Four FC model styles </w:t>
-      </w:r>
-      <w:proofErr w:type="gramStart"/>
-      <w:r>
-        <w:t>were investigated</w:t>
-      </w:r>
-      <w:proofErr w:type="gramEnd"/>
-      <w:r>
-        <w:t>: Standard 3D-UNet, Residual 3D-UNet, Dense 3D-Unet, and Hybrid-</w:t>
-      </w:r>
-      <w:proofErr w:type="spellStart"/>
-      <w:r>
-        <w:t>WNet</w:t>
-      </w:r>
-      <w:proofErr w:type="spellEnd"/>
-      <w:r>
-        <w:t xml:space="preserve">. These models </w:t>
-      </w:r>
-      <w:proofErr w:type="gramStart"/>
-      <w:r>
-        <w:t>were trained and optimized on 92 patients from the publicly available Liver Tumor Segmentation (</w:t>
-      </w:r>
-      <w:proofErr w:type="spellStart"/>
-      <w:r>
-        <w:t>LiTS</w:t>
-      </w:r>
-      <w:proofErr w:type="spellEnd"/>
-      <w:r>
-        <w:t>) challenge</w:t>
-      </w:r>
-      <w:proofErr w:type="gramEnd"/>
-      <w:r>
-        <w:t xml:space="preserve">. For the model evaluation we acquired 15 patients from the 3D-IRCADb database, submitted predictions to the </w:t>
-      </w:r>
-      <w:proofErr w:type="spellStart"/>
-      <w:r>
-        <w:t>LiTS</w:t>
-      </w:r>
-      <w:proofErr w:type="spellEnd"/>
-      <w:r>
-        <w:t xml:space="preserve"> </w:t>
-      </w:r>
-      <w:proofErr w:type="gramStart"/>
-      <w:r>
-        <w:t>challenge(</w:t>
-      </w:r>
-      <w:proofErr w:type="gramEnd"/>
-      <w:r>
-        <w:t xml:space="preserve">n=70), and identified 18 patients previously treated at our institution (24 CRLM, 19 ablation zones). Qualitative evaluations of our institutional data were performed by two board certified radiologists (interventional, diagnostic), and a radiology-trained physician fellow, using a Likert scale 1-5. </w:t>
+        <w:t xml:space="preserve">Materials and Methods: Four FC model styles were investigated: Standard-, Residual-, Dense-3D-UNet, and Hybrid-WNet. Models were trained on 92 patients from the Liver Tumor Segmentation(LiTS) challenge. For the evaluation, we acquired 15 patients from the 3D-IRCADb database, 18 patients from our institution(CRLM=24, ablation-zone=19), and submitted to the LiTS challenge(n=70). Qualitative evaluations of our institutional data were performed by two board certified radiologists(interventional, diagnostic), and a radiology-trained physician fellow, using a Likert scale 1-5. </w:t>
       </w:r>
     </w:p>
     <w:p>
       <w:r>
-        <w:t>Results: The most accurate model was the Hybrid-</w:t>
-      </w:r>
-      <w:proofErr w:type="spellStart"/>
-      <w:r>
-        <w:t>WNet</w:t>
-      </w:r>
-      <w:proofErr w:type="spellEnd"/>
-      <w:r>
-        <w:t xml:space="preserve">. On a patient-by-patient basis in the 3D-IRCADb dataset, the </w:t>
-      </w:r>
-      <w:proofErr w:type="gramStart"/>
-      <w:r>
-        <w:t>median(</w:t>
-      </w:r>
-      <w:proofErr w:type="gramEnd"/>
-      <w:r>
-        <w:t xml:space="preserve">min-max) Dice similarity coefficient (DSC) was 0.73(0.41-0.88), median surface distance was 1.75mm(0.57–7.63mm), and number of false-positives was 1(0-4). From submission to the </w:t>
-      </w:r>
-      <w:proofErr w:type="spellStart"/>
-      <w:r>
-        <w:t>LiTS</w:t>
-      </w:r>
-      <w:proofErr w:type="spellEnd"/>
-      <w:r>
-        <w:t xml:space="preserve"> </w:t>
-      </w:r>
-      <w:proofErr w:type="gramStart"/>
-      <w:r>
-        <w:t>challenge(</w:t>
-      </w:r>
-      <w:proofErr w:type="gramEnd"/>
-      <w:r>
-        <w:t xml:space="preserve">n=70), the global DSC was 0.810.  The model sensitivity was </w:t>
-      </w:r>
-      <w:proofErr w:type="gramStart"/>
-      <w:r>
-        <w:t>98%</w:t>
-      </w:r>
-      <w:proofErr w:type="gramEnd"/>
-      <w:r>
-        <w:t xml:space="preserve">(47/48) for disease sites ≥15mm in diameter. Qualitatively, </w:t>
-      </w:r>
-      <w:proofErr w:type="gramStart"/>
-      <w:r>
-        <w:t>100%</w:t>
-      </w:r>
-      <w:proofErr w:type="gramEnd"/>
-      <w:r>
-        <w:t xml:space="preserve">(24/24; minority vote) of the CRLM and 84%(16/19; majority vote) of the ablation contours had Likert scores ≥4. </w:t>
+        <w:t xml:space="preserve">Results: The most accurate model was the Hybrid-WNet. On a patient-by-patient basis in the 3D-IRCADb dataset, the median(min-max) Dice similarity coefficient(DSC) was 0.73(0.41-0.88), median surface distance was 1.75mm(0.57–7.63mm), and number of false-positives was 1(0-4). In the LiTS challenge(n=70), the global DSC was 0.810.  The model sensitivity was 98%(47/48) for sites ≥15mm in diameter. Qualitatively, 100%(24/24; minority vote) of the CRLM and 84%(16/19; majority vote) of the ablation-zones had Likert scores ≥4. </w:t>
       </w:r>
     </w:p>
     <w:p>
       <w:r>
-        <w:t>Conclusion: The proposed Hybrid-</w:t>
-      </w:r>
-      <w:proofErr w:type="spellStart"/>
-      <w:r>
-        <w:t>WNet</w:t>
-      </w:r>
-      <w:proofErr w:type="spellEnd"/>
-      <w:r>
-        <w:t xml:space="preserve"> model provided fast (&lt;30 seconds) and accurate segmentat</w:t>
-      </w:r>
-      <w:bookmarkStart w:id="0" w:name="_GoBack"/>
-      <w:bookmarkEnd w:id="0"/>
-      <w:r>
-        <w:t>ions of CRLM and ablation zones on contrast-enhanced CT scans, with largely positive physician reviews.</w:t>
+        <w:t>Conclusion: The Hybrid-WNet model provided fast(&lt;30 seconds) and accurate segmentations of CRLM and ablation-zones on contrast-enhanced CT scans, with positive physician reviews.</w:t>
       </w:r>
     </w:p>
     <w:p>
@@ -369,15 +221,7 @@
         <w:t xml:space="preserve"> </w:t>
       </w:r>
       <w:r>
-        <w:t xml:space="preserve">Moreover, it </w:t>
-      </w:r>
-      <w:proofErr w:type="gramStart"/>
-      <w:r>
-        <w:t>is believed</w:t>
-      </w:r>
-      <w:proofErr w:type="gramEnd"/>
-      <w:r>
-        <w:t xml:space="preserve"> that liver involvement with CRLM is the main </w:t>
+        <w:t xml:space="preserve">Moreover, it is believed that liver involvement with CRLM is the main </w:t>
       </w:r>
       <w:r>
         <w:t xml:space="preserve">determinant </w:t>
@@ -698,13 +542,8 @@
         <w:t xml:space="preserve"> such as th</w:t>
       </w:r>
       <w:r>
-        <w:t>e Liver Tumor segmentation (</w:t>
-      </w:r>
-      <w:proofErr w:type="spellStart"/>
-      <w:r>
-        <w:t>LiTS</w:t>
-      </w:r>
-      <w:proofErr w:type="spellEnd"/>
+        <w:t>e Liver Tumor segmentation (LiTS</w:t>
+      </w:r>
       <w:r>
         <w:t>) challenge</w:t>
       </w:r>
@@ -1015,13 +854,8 @@
       <w:r>
         <w:t xml:space="preserve">lable </w:t>
       </w:r>
-      <w:proofErr w:type="spellStart"/>
-      <w:r>
-        <w:t>LiTS</w:t>
-      </w:r>
-      <w:proofErr w:type="spellEnd"/>
-      <w:r>
-        <w:t xml:space="preserve"> c</w:t>
+      <w:r>
+        <w:t>LiTS c</w:t>
       </w:r>
       <w:r>
         <w:t>hallenge</w:t>
@@ -1051,11 +885,9 @@
       <w:r>
         <w:t xml:space="preserve">The </w:t>
       </w:r>
-      <w:proofErr w:type="spellStart"/>
       <w:r>
         <w:t>LiTS</w:t>
       </w:r>
-      <w:proofErr w:type="spellEnd"/>
       <w:r>
         <w:t xml:space="preserve"> dataset </w:t>
       </w:r>
@@ -1086,11 +918,9 @@
       <w:r>
         <w:t xml:space="preserve"> with primary liver </w:t>
       </w:r>
-      <w:proofErr w:type="spellStart"/>
       <w:r>
         <w:t>tumos</w:t>
       </w:r>
-      <w:proofErr w:type="spellEnd"/>
       <w:r>
         <w:t xml:space="preserve"> and secondary liver metastasis</w:t>
       </w:r>
@@ -1098,15 +928,7 @@
         <w:t xml:space="preserve">. </w:t>
       </w:r>
       <w:r>
-        <w:t xml:space="preserve">Ground truth segmentations of the liver and disease </w:t>
-      </w:r>
-      <w:proofErr w:type="gramStart"/>
-      <w:r>
-        <w:t>were provided</w:t>
-      </w:r>
-      <w:proofErr w:type="gramEnd"/>
-      <w:r>
-        <w:t xml:space="preserve"> by the challenge</w:t>
+        <w:t>Ground truth segmentations of the liver and disease were provided by the challenge</w:t>
       </w:r>
       <w:r>
         <w:t xml:space="preserve">, although only the disease </w:t>
@@ -1171,11 +993,9 @@
       <w:r>
         <w:t xml:space="preserve"> spacing). </w:t>
       </w:r>
-      <w:proofErr w:type="gramStart"/>
       <w:r>
         <w:t>A total of 92</w:t>
       </w:r>
-      <w:proofErr w:type="gramEnd"/>
       <w:r>
         <w:t xml:space="preserve"> patients remained (72 for training and 20 for validation)</w:t>
       </w:r>
@@ -1195,16 +1015,11 @@
         <w:t xml:space="preserve">our model </w:t>
       </w:r>
       <w:r>
-        <w:t xml:space="preserve">via submission to the </w:t>
-      </w:r>
-      <w:proofErr w:type="spellStart"/>
-      <w:r>
-        <w:t>LiT</w:t>
+        <w:t>via submission to the LiT</w:t>
       </w:r>
       <w:r>
         <w:t>S</w:t>
       </w:r>
-      <w:proofErr w:type="spellEnd"/>
       <w:r>
         <w:t xml:space="preserve"> challenge</w:t>
       </w:r>
@@ -1267,21 +1082,7 @@
         <w:rPr>
           <w:rFonts w:cstheme="minorHAnsi"/>
         </w:rPr>
-        <w:t xml:space="preserve">dataset </w:t>
-      </w:r>
-      <w:proofErr w:type="gramStart"/>
-      <w:r>
-        <w:rPr>
-          <w:rFonts w:cstheme="minorHAnsi"/>
-        </w:rPr>
-        <w:t>were excluded</w:t>
-      </w:r>
-      <w:proofErr w:type="gramEnd"/>
-      <w:r>
-        <w:rPr>
-          <w:rFonts w:cstheme="minorHAnsi"/>
-        </w:rPr>
-        <w:t xml:space="preserve">: patients 5, 11, and 20 had no </w:t>
+        <w:t xml:space="preserve">dataset were excluded: patients 5, 11, and 20 had no </w:t>
       </w:r>
       <w:r>
         <w:rPr>
@@ -1353,18 +1154,10 @@
     </w:p>
     <w:p>
       <w:r>
-        <w:t xml:space="preserve">Initial attempts to normalize the data </w:t>
-      </w:r>
-      <w:proofErr w:type="gramStart"/>
-      <w:r>
-        <w:t>on</w:t>
-      </w:r>
-      <w:r>
-        <w:t xml:space="preserve"> the basis of</w:t>
-      </w:r>
-      <w:proofErr w:type="gramEnd"/>
-      <w:r>
-        <w:t xml:space="preserve"> the</w:t>
+        <w:t>Initial attempts to normalize the data on</w:t>
+      </w:r>
+      <w:r>
+        <w:t xml:space="preserve"> the basis of the</w:t>
       </w:r>
       <w:r>
         <w:t xml:space="preserve"> global mean and standard deviation resulted in extreme outliers when the contrast within the liver was </w:t>
@@ -1390,11 +1183,9 @@
       <w:r>
         <w:t xml:space="preserve">specific mean and standard deviation </w:t>
       </w:r>
-      <w:proofErr w:type="gramStart"/>
       <w:r>
         <w:t>on the basis of</w:t>
       </w:r>
-      <w:proofErr w:type="gramEnd"/>
       <w:r>
         <w:t xml:space="preserve"> the </w:t>
       </w:r>
@@ -1456,15 +1247,7 @@
         <w:t xml:space="preserve">was </w:t>
       </w:r>
       <w:r>
-        <w:t xml:space="preserve">set to be equal to </w:t>
-      </w:r>
-      <w:proofErr w:type="gramStart"/>
-      <w:r>
-        <w:t>0</w:t>
-      </w:r>
-      <w:proofErr w:type="gramEnd"/>
-      <w:r>
-        <w:t xml:space="preserve"> after normalization.</w:t>
+        <w:t>set to be equal to 0 after normalization.</w:t>
       </w:r>
     </w:p>
     <w:p>
@@ -1595,15 +1378,7 @@
         <w:t>”</w:t>
       </w:r>
       <w:r>
-        <w:t xml:space="preserve">. Simple class weighting would not solve this </w:t>
-      </w:r>
-      <w:proofErr w:type="gramStart"/>
-      <w:r>
-        <w:t>problem</w:t>
-      </w:r>
-      <w:proofErr w:type="gramEnd"/>
-      <w:r>
-        <w:t xml:space="preserve"> as it would result in</w:t>
+        <w:t>. Simple class weighting would not solve this problem as it would result in</w:t>
       </w:r>
       <w:r>
         <w:t xml:space="preserve"> the modeling weighing</w:t>
@@ -1620,89 +1395,71 @@
       <w:r>
         <w:t xml:space="preserve">ach independent disease site </w:t>
       </w:r>
-      <w:proofErr w:type="gramStart"/>
-      <w:r>
-        <w:t>was divided</w:t>
-      </w:r>
-      <w:proofErr w:type="gramEnd"/>
+      <w:r>
+        <w:t xml:space="preserve">was divided </w:t>
+      </w:r>
+      <w:r>
+        <w:t>into individual “cubes”</w:t>
+      </w:r>
+      <w:r>
+        <w:t xml:space="preserve"> of 32x120x120 voxels</w:t>
+      </w:r>
+      <w:r>
+        <w:t xml:space="preserve">. </w:t>
+      </w:r>
+      <w:r>
+        <w:t xml:space="preserve">Figure </w:t>
+      </w:r>
+      <w:r>
+        <w:t>1</w:t>
+      </w:r>
+      <w:r>
+        <w:t xml:space="preserve"> illustrates several disease </w:t>
+      </w:r>
+      <w:r>
+        <w:t xml:space="preserve">cubes </w:t>
+      </w:r>
+      <w:r>
+        <w:t>for one patient.</w:t>
+      </w:r>
       <w:r>
         <w:t xml:space="preserve"> </w:t>
       </w:r>
       <w:r>
-        <w:t>into individual “cubes”</w:t>
-      </w:r>
-      <w:r>
-        <w:t xml:space="preserve"> of 32x120x120 voxels</w:t>
-      </w:r>
-      <w:r>
-        <w:t xml:space="preserve">. </w:t>
-      </w:r>
-      <w:r>
-        <w:t xml:space="preserve">Figure </w:t>
-      </w:r>
-      <w:r>
-        <w:t>1</w:t>
-      </w:r>
-      <w:r>
-        <w:t xml:space="preserve"> illustrates several disease </w:t>
-      </w:r>
-      <w:r>
-        <w:t xml:space="preserve">cubes </w:t>
-      </w:r>
-      <w:r>
-        <w:t>for one patient.</w:t>
+        <w:t>The c</w:t>
+      </w:r>
+      <w:r>
+        <w:t xml:space="preserve">ubes </w:t>
+      </w:r>
+      <w:r>
+        <w:t>were</w:t>
+      </w:r>
+      <w:r>
+        <w:t xml:space="preserve"> extracted sequentially, with large disease sites being broken up into multiple cubes. Every cube </w:t>
+      </w:r>
+      <w:r>
+        <w:t>had</w:t>
+      </w:r>
+      <w:r>
+        <w:t xml:space="preserve"> disease present within it. </w:t>
+      </w:r>
+      <w:r>
+        <w:t>After extraction, the</w:t>
+      </w:r>
+      <w:r>
+        <w:t xml:space="preserve"> training dataset consisted</w:t>
+      </w:r>
+      <w:r>
+        <w:t xml:space="preserve"> of 572 unique image cubes</w:t>
       </w:r>
       <w:r>
         <w:t xml:space="preserve"> </w:t>
       </w:r>
       <w:r>
-        <w:t>The c</w:t>
-      </w:r>
-      <w:r>
-        <w:t xml:space="preserve">ubes </w:t>
-      </w:r>
-      <w:proofErr w:type="gramStart"/>
-      <w:r>
-        <w:t>were</w:t>
-      </w:r>
-      <w:r>
-        <w:t xml:space="preserve"> extracted</w:t>
-      </w:r>
-      <w:proofErr w:type="gramEnd"/>
-      <w:r>
-        <w:t xml:space="preserve"> sequentially, with large disease sites being broken up into multiple cubes. Every cube </w:t>
-      </w:r>
-      <w:r>
-        <w:t>had</w:t>
-      </w:r>
-      <w:r>
-        <w:t xml:space="preserve"> disease present within it. </w:t>
-      </w:r>
-      <w:r>
-        <w:t>After extraction, the</w:t>
-      </w:r>
-      <w:r>
-        <w:t xml:space="preserve"> training dataset consisted</w:t>
-      </w:r>
-      <w:r>
-        <w:t xml:space="preserve"> of 572 unique image cubes</w:t>
-      </w:r>
-      <w:r>
-        <w:t xml:space="preserve"> </w:t>
-      </w:r>
-      <w:r>
-        <w:t xml:space="preserve">that </w:t>
-      </w:r>
-      <w:proofErr w:type="gramStart"/>
-      <w:r>
-        <w:t>were</w:t>
-      </w:r>
-      <w:r>
-        <w:t xml:space="preserve"> shuffled</w:t>
-      </w:r>
-      <w:proofErr w:type="gramEnd"/>
-      <w:r>
-        <w:t xml:space="preserve"> randomly.</w:t>
+        <w:t>that were</w:t>
+      </w:r>
+      <w:r>
+        <w:t xml:space="preserve"> shuffled randomly.</w:t>
       </w:r>
     </w:p>
     <w:p>
@@ -1731,11 +1488,9 @@
       <w:r>
         <w:t xml:space="preserve">es </w:t>
       </w:r>
-      <w:proofErr w:type="gramStart"/>
       <w:r>
         <w:t>were investigated</w:t>
       </w:r>
-      <w:proofErr w:type="gramEnd"/>
       <w:r>
         <w:t>:</w:t>
       </w:r>
@@ -1746,51 +1501,25 @@
         <w:t xml:space="preserve"> 3D</w:t>
       </w:r>
       <w:r>
-        <w:t xml:space="preserve"> </w:t>
-      </w:r>
-      <w:proofErr w:type="spellStart"/>
-      <w:r>
-        <w:t>UNet</w:t>
-      </w:r>
-      <w:proofErr w:type="spellEnd"/>
-      <w:r>
-        <w:t xml:space="preserve">, Residual </w:t>
+        <w:t xml:space="preserve"> UNet, Residual </w:t>
       </w:r>
       <w:r>
         <w:t xml:space="preserve">3D </w:t>
       </w:r>
-      <w:proofErr w:type="spellStart"/>
-      <w:r>
-        <w:t>UNet</w:t>
-      </w:r>
-      <w:proofErr w:type="spellEnd"/>
-      <w:r>
-        <w:t>, Dense</w:t>
+      <w:r>
+        <w:t>UNet, Dense</w:t>
       </w:r>
       <w:r>
         <w:t xml:space="preserve"> 3D</w:t>
       </w:r>
       <w:r>
-        <w:t xml:space="preserve"> </w:t>
-      </w:r>
-      <w:proofErr w:type="spellStart"/>
-      <w:r>
-        <w:t>UNet</w:t>
-      </w:r>
-      <w:proofErr w:type="spellEnd"/>
+        <w:t xml:space="preserve"> UNet</w:t>
+      </w:r>
       <w:r>
         <w:t xml:space="preserve">, and </w:t>
       </w:r>
       <w:r>
-        <w:t>Hybrid-</w:t>
-      </w:r>
-      <w:proofErr w:type="spellStart"/>
-      <w:r>
-        <w:t>WNet</w:t>
-      </w:r>
-      <w:proofErr w:type="spellEnd"/>
-      <w:r>
-        <w:t xml:space="preserve"> (a </w:t>
+        <w:t xml:space="preserve">Hybrid-WNet (a </w:t>
       </w:r>
       <w:r>
         <w:t xml:space="preserve">hybrid pre-trained </w:t>
@@ -1799,21 +1528,8 @@
         <w:t xml:space="preserve">Standard </w:t>
       </w:r>
       <w:r>
-        <w:t xml:space="preserve">2D </w:t>
-      </w:r>
-      <w:proofErr w:type="spellStart"/>
-      <w:r>
-        <w:t>UNet</w:t>
-      </w:r>
-      <w:proofErr w:type="spellEnd"/>
-      <w:r>
-        <w:t xml:space="preserve"> combined with a 3D </w:t>
-      </w:r>
-      <w:proofErr w:type="spellStart"/>
-      <w:r>
-        <w:t>DenseUNet</w:t>
-      </w:r>
-      <w:proofErr w:type="spellEnd"/>
+        <w:t>2D UNet combined with a 3D DenseUNet</w:t>
+      </w:r>
       <w:r>
         <w:t>)</w:t>
       </w:r>
@@ -1827,51 +1543,19 @@
         <w:t>5</w:t>
       </w:r>
       <w:r>
-        <w:t xml:space="preserve">sidual, and Dense 3D </w:t>
-      </w:r>
-      <w:proofErr w:type="spellStart"/>
-      <w:r>
-        <w:t>UNets</w:t>
-      </w:r>
-      <w:proofErr w:type="spellEnd"/>
-      <w:r>
-        <w:t xml:space="preserve"> (Figure </w:t>
+        <w:t xml:space="preserve">sidual, and Dense 3D UNets (Figure </w:t>
       </w:r>
       <w:r>
         <w:t>2</w:t>
       </w:r>
       <w:r>
-        <w:t xml:space="preserve">A). The differences in the convolutions and connections in the Standard, Residual, and Dense 3D </w:t>
-      </w:r>
-      <w:proofErr w:type="spellStart"/>
-      <w:r>
-        <w:t>UNe</w:t>
-      </w:r>
-      <w:r>
-        <w:t>ts</w:t>
-      </w:r>
-      <w:proofErr w:type="spellEnd"/>
-      <w:r>
-        <w:t xml:space="preserve"> are represented in Figure 2</w:t>
-      </w:r>
-      <w:r>
-        <w:t>B. A representative diagram of the Hybrid-</w:t>
-      </w:r>
-      <w:proofErr w:type="spellStart"/>
-      <w:r>
-        <w:t>WNet</w:t>
-      </w:r>
-      <w:proofErr w:type="spellEnd"/>
-      <w:r>
-        <w:t xml:space="preserve"> architecture </w:t>
-      </w:r>
-      <w:proofErr w:type="gramStart"/>
-      <w:r>
-        <w:t>is shown</w:t>
-      </w:r>
-      <w:proofErr w:type="gramEnd"/>
-      <w:r>
-        <w:t xml:space="preserve"> in Figure </w:t>
+        <w:t>A). The differences in the convolutions and connections in the Standard, Residual, and Dense 3D UNe</w:t>
+      </w:r>
+      <w:r>
+        <w:t>ts are represented in Figure 2</w:t>
+      </w:r>
+      <w:r>
+        <w:t xml:space="preserve">B. A representative diagram of the Hybrid-WNet architecture is shown in Figure </w:t>
       </w:r>
       <w:r>
         <w:t>3</w:t>
@@ -1894,31 +1578,13 @@
       <w:r>
         <w:t xml:space="preserve"> </w:t>
       </w:r>
-      <w:proofErr w:type="spellStart"/>
       <w:r>
         <w:t>UNet</w:t>
       </w:r>
-      <w:proofErr w:type="spellEnd"/>
     </w:p>
     <w:p>
       <w:r>
-        <w:t xml:space="preserve">We first investigated the Standard 3D </w:t>
-      </w:r>
-      <w:proofErr w:type="spellStart"/>
-      <w:r>
-        <w:t>UNet</w:t>
-      </w:r>
-      <w:proofErr w:type="spellEnd"/>
-      <w:r>
-        <w:t xml:space="preserve">, in which concatenations or additions </w:t>
-      </w:r>
-      <w:proofErr w:type="gramStart"/>
-      <w:r>
-        <w:t>were used</w:t>
-      </w:r>
-      <w:proofErr w:type="gramEnd"/>
-      <w:r>
-        <w:t xml:space="preserve"> to combine equal-sized feature maps from the encoder to the decoder side.</w:t>
+        <w:t>We first investigated the Standard 3D UNet, in which concatenations or additions were used to combine equal-sized feature maps from the encoder to the decoder side.</w:t>
       </w:r>
     </w:p>
     <w:p>
@@ -2015,13 +1681,8 @@
         <w:t xml:space="preserve"> 3D</w:t>
       </w:r>
       <w:r>
-        <w:t xml:space="preserve"> </w:t>
-      </w:r>
-      <w:proofErr w:type="spellStart"/>
-      <w:r>
-        <w:t>UNet</w:t>
-      </w:r>
-      <w:proofErr w:type="spellEnd"/>
+        <w:t xml:space="preserve"> UNet</w:t>
+      </w:r>
     </w:p>
     <w:p>
       <w:r>
@@ -2033,13 +1694,8 @@
       <w:r>
         <w:t xml:space="preserve">3D </w:t>
       </w:r>
-      <w:proofErr w:type="spellStart"/>
-      <w:r>
-        <w:t>UNet</w:t>
-      </w:r>
-      <w:proofErr w:type="spellEnd"/>
-      <w:r>
-        <w:t xml:space="preserve"> was expanded to include</w:t>
+      <w:r>
+        <w:t>UNet was expanded to include</w:t>
       </w:r>
       <w:r>
         <w:t xml:space="preserve"> residual connections for each convolution block in </w:t>
@@ -2051,15 +1707,7 @@
         <w:t>layer</w:t>
       </w:r>
       <w:r>
-        <w:t>, with motivation from the ‘</w:t>
-      </w:r>
-      <w:proofErr w:type="spellStart"/>
-      <w:r>
-        <w:t>ResNet</w:t>
-      </w:r>
-      <w:proofErr w:type="spellEnd"/>
-      <w:r>
-        <w:t>’ architecture</w:t>
+        <w:t>, with motivation from the ‘ResNet’ architecture</w:t>
       </w:r>
       <w:r>
         <w:fldChar w:fldCharType="begin" w:fldLock="1"/>
@@ -2203,13 +1851,8 @@
         <w:t xml:space="preserve"> 3D</w:t>
       </w:r>
       <w:r>
-        <w:t xml:space="preserve"> </w:t>
-      </w:r>
-      <w:proofErr w:type="spellStart"/>
-      <w:r>
-        <w:t>UNet</w:t>
-      </w:r>
-      <w:proofErr w:type="spellEnd"/>
+        <w:t xml:space="preserve"> UNet</w:t>
+      </w:r>
     </w:p>
     <w:p>
       <w:r>
@@ -2231,15 +1874,7 @@
         <w:t>ss from previous convolutions can be</w:t>
       </w:r>
       <w:r>
-        <w:t xml:space="preserve"> realized with the </w:t>
-      </w:r>
-      <w:proofErr w:type="spellStart"/>
-      <w:r>
-        <w:t>DenseNet</w:t>
-      </w:r>
-      <w:proofErr w:type="spellEnd"/>
-      <w:r>
-        <w:t xml:space="preserve"> architecture</w:t>
+        <w:t xml:space="preserve"> realized with the DenseNet architecture</w:t>
       </w:r>
       <w:r>
         <w:fldChar w:fldCharType="begin" w:fldLock="1"/>
@@ -2306,15 +1941,7 @@
         <w:t xml:space="preserve">. </w:t>
       </w:r>
       <w:r>
-        <w:t xml:space="preserve">The reuse of previous convolutions allows the number of filters to </w:t>
-      </w:r>
-      <w:proofErr w:type="gramStart"/>
-      <w:r>
-        <w:t>be significantly reduced</w:t>
-      </w:r>
-      <w:proofErr w:type="gramEnd"/>
-      <w:r>
-        <w:t xml:space="preserve"> since the number of filters is increased by a small amount each time (referred to here as the “growth rate”).</w:t>
+        <w:t>The reuse of previous convolutions allows the number of filters to be significantly reduced since the number of filters is increased by a small amount each time (referred to here as the “growth rate”).</w:t>
       </w:r>
     </w:p>
     <w:p>
@@ -2434,23 +2061,13 @@
       <w:r>
         <w:t>-</w:t>
       </w:r>
-      <w:proofErr w:type="spellStart"/>
       <w:r>
         <w:t>WNet</w:t>
       </w:r>
-      <w:proofErr w:type="spellEnd"/>
     </w:p>
     <w:p>
       <w:r>
-        <w:t>Our Hybrid-</w:t>
-      </w:r>
-      <w:proofErr w:type="spellStart"/>
-      <w:r>
-        <w:t>WNet</w:t>
-      </w:r>
-      <w:proofErr w:type="spellEnd"/>
-      <w:r>
-        <w:t xml:space="preserve"> </w:t>
+        <w:t xml:space="preserve">Our Hybrid-WNet </w:t>
       </w:r>
       <w:r>
         <w:t>architectu</w:t>
@@ -2531,24 +2148,14 @@
         <w:t xml:space="preserve">3D convolutional neural network. </w:t>
       </w:r>
       <w:r>
-        <w:t xml:space="preserve">Our model builds on the </w:t>
-      </w:r>
-      <w:proofErr w:type="spellStart"/>
-      <w:r>
-        <w:t>DenseNet</w:t>
-      </w:r>
-      <w:proofErr w:type="spellEnd"/>
-      <w:r>
-        <w:t xml:space="preserve"> 121 architecture implemented </w:t>
+        <w:t xml:space="preserve">Our model builds on the DenseNet 121 architecture implemented </w:t>
       </w:r>
       <w:r>
         <w:t xml:space="preserve">in </w:t>
       </w:r>
-      <w:proofErr w:type="spellStart"/>
       <w:r>
         <w:t>Tensorflow</w:t>
       </w:r>
-      <w:proofErr w:type="spellEnd"/>
       <w:r>
         <w:t xml:space="preserve"> software</w:t>
       </w:r>
@@ -2578,37 +2185,13 @@
         <w:t>d</w:t>
       </w:r>
       <w:r>
-        <w:t xml:space="preserve"> a </w:t>
-      </w:r>
-      <w:proofErr w:type="spellStart"/>
-      <w:r>
-        <w:t>UNet</w:t>
-      </w:r>
-      <w:proofErr w:type="spellEnd"/>
-      <w:r>
-        <w:t xml:space="preserve"> of the </w:t>
-      </w:r>
-      <w:proofErr w:type="spellStart"/>
-      <w:r>
-        <w:t>DenseNet</w:t>
-      </w:r>
-      <w:proofErr w:type="spellEnd"/>
-      <w:r>
-        <w:t xml:space="preserve"> 121</w:t>
+        <w:t xml:space="preserve"> a UNet of the DenseNet 121</w:t>
       </w:r>
       <w:r>
         <w:t xml:space="preserve"> and performed</w:t>
       </w:r>
       <w:r>
-        <w:t xml:space="preserve"> bilinear </w:t>
-      </w:r>
-      <w:proofErr w:type="spellStart"/>
-      <w:r>
-        <w:t>upsampling</w:t>
-      </w:r>
-      <w:proofErr w:type="spellEnd"/>
-      <w:r>
-        <w:t>, followed by a convolution and</w:t>
+        <w:t xml:space="preserve"> bilinear upsampling, followed by a convolution and</w:t>
       </w:r>
       <w:r>
         <w:t xml:space="preserve"> the</w:t>
@@ -2626,31 +2209,7 @@
         <w:t>).</w:t>
       </w:r>
       <w:r>
-        <w:t xml:space="preserve"> We coined the term Hybrid-</w:t>
-      </w:r>
-      <w:proofErr w:type="spellStart"/>
-      <w:r>
-        <w:t>WNet</w:t>
-      </w:r>
-      <w:proofErr w:type="spellEnd"/>
-      <w:r>
-        <w:t xml:space="preserve"> </w:t>
-      </w:r>
-      <w:proofErr w:type="gramStart"/>
-      <w:r>
-        <w:t>on the basis of</w:t>
-      </w:r>
-      <w:proofErr w:type="gramEnd"/>
-      <w:r>
-        <w:t xml:space="preserve"> the hybrid approach of combing 2D and 3D features, along with W-shaped appearance of two </w:t>
-      </w:r>
-      <w:proofErr w:type="spellStart"/>
-      <w:r>
-        <w:t>UNets</w:t>
-      </w:r>
-      <w:proofErr w:type="spellEnd"/>
-      <w:r>
-        <w:t xml:space="preserve"> beside each other (Figure </w:t>
+        <w:t xml:space="preserve"> We coined the term Hybrid-WNet on the basis of the hybrid approach of combing 2D and 3D features, along with W-shaped appearance of two UNets beside each other (Figure </w:t>
       </w:r>
       <w:r>
         <w:t>3</w:t>
@@ -2673,15 +2232,7 @@
         <w:t>d</w:t>
       </w:r>
       <w:r>
-        <w:t xml:space="preserve"> connections from the encoding to the de-coding side of the </w:t>
-      </w:r>
-      <w:proofErr w:type="spellStart"/>
-      <w:r>
-        <w:t>DenseNet</w:t>
-      </w:r>
-      <w:proofErr w:type="spellEnd"/>
-      <w:r>
-        <w:t xml:space="preserve"> 121 network via additi</w:t>
+        <w:t xml:space="preserve"> connections from the encoding to the de-coding side of the DenseNet 121 network via additi</w:t>
       </w:r>
       <w:r>
         <w:t xml:space="preserve">ons, ensuring </w:t>
@@ -2698,22 +2249,12 @@
       <w:r>
         <w:t xml:space="preserve">not lost </w:t>
       </w:r>
-      <w:proofErr w:type="gramStart"/>
-      <w:r>
-        <w:t>as a result</w:t>
-      </w:r>
-      <w:proofErr w:type="gramEnd"/>
-      <w:r>
-        <w:t xml:space="preserve"> of</w:t>
-      </w:r>
-      <w:r>
-        <w:t xml:space="preserve"> pooling and </w:t>
-      </w:r>
-      <w:proofErr w:type="spellStart"/>
-      <w:r>
-        <w:t>upsampling</w:t>
-      </w:r>
-      <w:proofErr w:type="spellEnd"/>
+      <w:r>
+        <w:t>as a result of</w:t>
+      </w:r>
+      <w:r>
+        <w:t xml:space="preserve"> pooling and upsampling</w:t>
+      </w:r>
       <w:r>
         <w:t>. Second, in architecture</w:t>
       </w:r>
@@ -2736,15 +2277,7 @@
         <w:t xml:space="preserve"> the training process </w:t>
       </w:r>
       <w:r>
-        <w:t xml:space="preserve">into four steps: 1) training only the new decoding side of the </w:t>
-      </w:r>
-      <w:proofErr w:type="spellStart"/>
-      <w:r>
-        <w:t>DenseNet</w:t>
-      </w:r>
-      <w:proofErr w:type="spellEnd"/>
-      <w:r>
-        <w:t xml:space="preserve"> 121, 2) training the entire DenseNet121, 3) training only the 3D network with the extracted 2D features, and 4) entire end-to-end training</w:t>
+        <w:t>into four steps: 1) training only the new decoding side of the DenseNet 121, 2) training the entire DenseNet121, 3) training only the 3D network with the extracted 2D features, and 4) entire end-to-end training</w:t>
       </w:r>
       <w:r>
         <w:t xml:space="preserve">. </w:t>
@@ -2779,32 +2312,14 @@
       <w:r>
         <w:t>“</w:t>
       </w:r>
-      <w:proofErr w:type="spellStart"/>
       <w:r>
         <w:t>untraining</w:t>
       </w:r>
-      <w:proofErr w:type="spellEnd"/>
       <w:r>
         <w:t>”</w:t>
       </w:r>
       <w:r>
-        <w:t xml:space="preserve"> </w:t>
-      </w:r>
-      <w:proofErr w:type="spellStart"/>
-      <w:r>
-        <w:t>pretrained</w:t>
-      </w:r>
-      <w:proofErr w:type="spellEnd"/>
-      <w:r>
-        <w:t xml:space="preserve"> layers or feature extractors. Third, our 3D </w:t>
-      </w:r>
-      <w:proofErr w:type="spellStart"/>
-      <w:r>
-        <w:t>DenseNet</w:t>
-      </w:r>
-      <w:proofErr w:type="spellEnd"/>
-      <w:r>
-        <w:t xml:space="preserve"> contain</w:t>
+        <w:t xml:space="preserve"> pretrained layers or feature extractors. Third, our 3D DenseNet contain</w:t>
       </w:r>
       <w:r>
         <w:t>ed</w:t>
@@ -2867,15 +2382,7 @@
         <w:fldChar w:fldCharType="end"/>
       </w:r>
       <w:r>
-        <w:t xml:space="preserve">. All model creation, training, optimization, and evaluation was performed using </w:t>
-      </w:r>
-      <w:proofErr w:type="spellStart"/>
-      <w:r>
-        <w:t>Tensorflow</w:t>
-      </w:r>
-      <w:proofErr w:type="spellEnd"/>
-      <w:r>
-        <w:t xml:space="preserve"> </w:t>
+        <w:t xml:space="preserve">. All model creation, training, optimization, and evaluation was performed using Tensorflow </w:t>
       </w:r>
       <w:r>
         <w:t xml:space="preserve">software </w:t>
@@ -2909,29 +2416,13 @@
         <w:t xml:space="preserve"> </w:t>
       </w:r>
       <w:r>
-        <w:t xml:space="preserve">Models </w:t>
-      </w:r>
-      <w:proofErr w:type="gramStart"/>
-      <w:r>
-        <w:t>were optimized</w:t>
-      </w:r>
-      <w:proofErr w:type="gramEnd"/>
-      <w:r>
-        <w:t xml:space="preserve"> using a sparse categorical cross entropy loss and </w:t>
+        <w:t xml:space="preserve">Models were optimized using a sparse categorical cross entropy loss and </w:t>
       </w:r>
       <w:r>
         <w:t xml:space="preserve">an </w:t>
       </w:r>
       <w:r>
-        <w:t xml:space="preserve">Adam optimizer. Mixed precision </w:t>
-      </w:r>
-      <w:proofErr w:type="gramStart"/>
-      <w:r>
-        <w:t>was enabled</w:t>
-      </w:r>
-      <w:proofErr w:type="gramEnd"/>
-      <w:r>
-        <w:t xml:space="preserve"> to </w:t>
+        <w:t xml:space="preserve">Adam optimizer. Mixed precision was enabled to </w:t>
       </w:r>
       <w:r>
         <w:t>reduce</w:t>
@@ -2950,13 +2441,8 @@
       <w:r>
         <w:t xml:space="preserve">The model </w:t>
       </w:r>
-      <w:proofErr w:type="gramStart"/>
-      <w:r>
-        <w:t>was trained</w:t>
-      </w:r>
-      <w:proofErr w:type="gramEnd"/>
-      <w:r>
-        <w:t xml:space="preserve"> with </w:t>
+      <w:r>
+        <w:t xml:space="preserve">was trained with </w:t>
       </w:r>
       <w:r>
         <w:t xml:space="preserve">two inputs, </w:t>
@@ -3022,15 +2508,7 @@
         <w:t xml:space="preserve"> the</w:t>
       </w:r>
       <w:r>
-        <w:t xml:space="preserve"> (B)</w:t>
-      </w:r>
-      <w:proofErr w:type="spellStart"/>
-      <w:r>
-        <w:t>atch</w:t>
-      </w:r>
-      <w:proofErr w:type="spellEnd"/>
-      <w:r>
-        <w:t xml:space="preserve"> varied from 8,</w:t>
+        <w:t xml:space="preserve"> (B)atch varied from 8,</w:t>
       </w:r>
       <w:r>
         <w:t xml:space="preserve"> to</w:t>
@@ -3066,15 +2544,7 @@
         <w:t xml:space="preserve">the </w:t>
       </w:r>
       <w:r>
-        <w:t>(W)</w:t>
-      </w:r>
-      <w:proofErr w:type="spellStart"/>
-      <w:r>
-        <w:t>idth</w:t>
-      </w:r>
-      <w:proofErr w:type="spellEnd"/>
-      <w:r>
-        <w:t xml:space="preserve"> </w:t>
+        <w:t xml:space="preserve">(W)idth </w:t>
       </w:r>
       <w:r>
         <w:t>wa</w:t>
@@ -3086,15 +2556,7 @@
         <w:t xml:space="preserve">the </w:t>
       </w:r>
       <w:r>
-        <w:t>(C)</w:t>
-      </w:r>
-      <w:proofErr w:type="spellStart"/>
-      <w:r>
-        <w:t>hannels</w:t>
-      </w:r>
-      <w:proofErr w:type="spellEnd"/>
-      <w:r>
-        <w:t xml:space="preserve"> </w:t>
+        <w:t xml:space="preserve">(C)hannels </w:t>
       </w:r>
       <w:r>
         <w:t>wa</w:t>
@@ -3123,13 +2585,8 @@
         <w:t xml:space="preserve"> the</w:t>
       </w:r>
       <w:r>
-        <w:t xml:space="preserve"> DenseNet121 </w:t>
-      </w:r>
-      <w:proofErr w:type="spellStart"/>
-      <w:r>
-        <w:t>UNet</w:t>
-      </w:r>
-      <w:proofErr w:type="spellEnd"/>
+        <w:t xml:space="preserve"> DenseNet121 UNet</w:t>
+      </w:r>
     </w:p>
     <w:p>
       <w:r>
@@ -3138,32 +2595,14 @@
       <w:r>
         <w:t>ybrid-</w:t>
       </w:r>
-      <w:proofErr w:type="spellStart"/>
-      <w:r>
-        <w:t>WNet</w:t>
-      </w:r>
-      <w:proofErr w:type="spellEnd"/>
-      <w:r>
-        <w:t xml:space="preserve">, 3D cubes </w:t>
-      </w:r>
-      <w:proofErr w:type="gramStart"/>
+      <w:r>
+        <w:t xml:space="preserve">WNet, 3D cubes </w:t>
+      </w:r>
       <w:r>
         <w:t xml:space="preserve">were </w:t>
       </w:r>
       <w:r>
-        <w:t>reshaped</w:t>
-      </w:r>
-      <w:proofErr w:type="gramEnd"/>
-      <w:r>
-        <w:t xml:space="preserve"> into stacked 2D images. For example, a batch of 8x32x120x120x1 </w:t>
-      </w:r>
-      <w:proofErr w:type="gramStart"/>
-      <w:r>
-        <w:t>would be transformed</w:t>
-      </w:r>
-      <w:proofErr w:type="gramEnd"/>
-      <w:r>
-        <w:t xml:space="preserve"> into 8*32x120x120x1. </w:t>
+        <w:t xml:space="preserve">reshaped into stacked 2D images. For example, a batch of 8x32x120x120x1 would be transformed into 8*32x120x120x1. </w:t>
       </w:r>
       <w:r>
         <w:t xml:space="preserve">To ensure </w:t>
@@ -3174,16 +2613,11 @@
       <w:r>
         <w:t xml:space="preserve">pre-trained weights </w:t>
       </w:r>
-      <w:proofErr w:type="gramStart"/>
       <w:r>
         <w:t xml:space="preserve">were </w:t>
       </w:r>
       <w:r>
-        <w:t>taken</w:t>
-      </w:r>
-      <w:proofErr w:type="gramEnd"/>
-      <w:r>
-        <w:t xml:space="preserve"> advantage of, the first iteration </w:t>
+        <w:t xml:space="preserve">taken advantage of, the first iteration </w:t>
       </w:r>
       <w:r>
         <w:t xml:space="preserve">froze </w:t>
@@ -3215,13 +2649,8 @@
         <w:t xml:space="preserve">the </w:t>
       </w:r>
       <w:r>
-        <w:t xml:space="preserve">Combined 2D-3D </w:t>
-      </w:r>
-      <w:proofErr w:type="spellStart"/>
-      <w:r>
-        <w:t>WNet</w:t>
-      </w:r>
-      <w:proofErr w:type="spellEnd"/>
+        <w:t>Combined 2D-3D WNet</w:t>
+      </w:r>
     </w:p>
     <w:p>
       <w:r>
@@ -3263,16 +2692,11 @@
       <w:r>
         <w:t xml:space="preserve">frozen, and only the 3D model </w:t>
       </w:r>
-      <w:proofErr w:type="gramStart"/>
       <w:r>
         <w:t xml:space="preserve">was </w:t>
       </w:r>
       <w:r>
-        <w:t>trained</w:t>
-      </w:r>
-      <w:proofErr w:type="gramEnd"/>
-      <w:r>
-        <w:t xml:space="preserve">. Next, all weights </w:t>
+        <w:t xml:space="preserve">trained. Next, all weights </w:t>
       </w:r>
       <w:r>
         <w:t xml:space="preserve">were </w:t>
@@ -3283,16 +2707,12 @@
       <w:r>
         <w:t xml:space="preserve">be </w:t>
       </w:r>
-      <w:proofErr w:type="spellStart"/>
-      <w:proofErr w:type="gramStart"/>
       <w:r>
         <w:t>fine tune</w:t>
       </w:r>
       <w:r>
         <w:t>d</w:t>
       </w:r>
-      <w:proofErr w:type="spellEnd"/>
-      <w:proofErr w:type="gramEnd"/>
       <w:r>
         <w:t>.</w:t>
       </w:r>
@@ -3310,11 +2730,9 @@
       <w:r>
         <w:t xml:space="preserve">The learning rate </w:t>
       </w:r>
-      <w:proofErr w:type="gramStart"/>
       <w:r>
         <w:t>is known</w:t>
       </w:r>
-      <w:proofErr w:type="gramEnd"/>
       <w:r>
         <w:t xml:space="preserve"> to be one of the most important </w:t>
       </w:r>
@@ -3370,16 +2788,11 @@
       <w:r>
         <w:t xml:space="preserve"> </w:t>
       </w:r>
-      <w:proofErr w:type="spellStart"/>
       <w:r>
         <w:t>w</w:t>
       </w:r>
       <w:r>
-        <w:t>s</w:t>
-      </w:r>
-      <w:proofErr w:type="spellEnd"/>
-      <w:r>
-        <w:t xml:space="preserve"> used</w:t>
+        <w:t>s used</w:t>
       </w:r>
       <w:r>
         <w:t xml:space="preserve"> (</w:t>
@@ -3423,26 +2836,10 @@
     </w:p>
     <w:p>
       <w:r>
-        <w:t xml:space="preserve">The minimum and maximum learning rates </w:t>
-      </w:r>
-      <w:proofErr w:type="gramStart"/>
-      <w:r>
-        <w:t>were defined</w:t>
-      </w:r>
-      <w:proofErr w:type="gramEnd"/>
-      <w:r>
-        <w:t xml:space="preserve"> using an in-house function</w:t>
-      </w:r>
-      <w:r>
-        <w:t xml:space="preserve"> (</w:t>
-      </w:r>
-      <w:proofErr w:type="spellStart"/>
-      <w:r>
-        <w:t>Githb</w:t>
-      </w:r>
-      <w:proofErr w:type="spellEnd"/>
-      <w:r>
-        <w:t xml:space="preserve"> link: anonymized for review)</w:t>
+        <w:t>The minimum and maximum learning rates were defined using an in-house function</w:t>
+      </w:r>
+      <w:r>
+        <w:t xml:space="preserve"> (Githb link: anonymized for review)</w:t>
       </w:r>
       <w:r>
         <w:t xml:space="preserve">. </w:t>
@@ -3466,15 +2863,7 @@
         <w:t>T</w:t>
       </w:r>
       <w:r>
-        <w:t xml:space="preserve">he minimum and maximum learning rates </w:t>
-      </w:r>
-      <w:proofErr w:type="gramStart"/>
-      <w:r>
-        <w:t>were extracted</w:t>
-      </w:r>
-      <w:proofErr w:type="gramEnd"/>
-      <w:r>
-        <w:t xml:space="preserve"> </w:t>
+        <w:t xml:space="preserve">he minimum and maximum learning rates were extracted </w:t>
       </w:r>
       <w:r>
         <w:t xml:space="preserve">from the resulting training loss curve </w:t>
@@ -3513,18 +2902,10 @@
         <w:t>s</w:t>
       </w:r>
       <w:r>
-        <w:t xml:space="preserve"> </w:t>
-      </w:r>
-      <w:proofErr w:type="gramStart"/>
-      <w:r>
-        <w:t>were</w:t>
-      </w:r>
-      <w:r>
-        <w:t xml:space="preserve"> found</w:t>
-      </w:r>
-      <w:proofErr w:type="gramEnd"/>
-      <w:r>
-        <w:t xml:space="preserve"> for each architectur</w:t>
+        <w:t xml:space="preserve"> were</w:t>
+      </w:r>
+      <w:r>
+        <w:t xml:space="preserve"> found for each architectur</w:t>
       </w:r>
       <w:r>
         <w:t>al</w:t>
@@ -3558,6 +2939,11 @@
         <w:t xml:space="preserve"> </w:t>
       </w:r>
       <w:r>
+        <w:t xml:space="preserve">random </w:t>
+      </w:r>
+      <w:bookmarkStart w:id="0" w:name="_GoBack"/>
+      <w:bookmarkEnd w:id="0"/>
+      <w:r>
         <w:t xml:space="preserve">variable </w:t>
       </w:r>
       <w:r>
@@ -3591,29 +2977,8 @@
         <w:t>for 101</w:t>
       </w:r>
       <w:r>
-        <w:t xml:space="preserve"> epochs. </w:t>
-      </w:r>
-      <w:proofErr w:type="spellStart"/>
-      <w:r>
-        <w:t>Plotnine</w:t>
-      </w:r>
-      <w:proofErr w:type="spellEnd"/>
-      <w:r>
-        <w:t xml:space="preserve"> and </w:t>
-      </w:r>
-      <w:proofErr w:type="spellStart"/>
-      <w:r>
-        <w:t>Tensorflow’s</w:t>
-      </w:r>
-      <w:proofErr w:type="spellEnd"/>
-      <w:r>
-        <w:t xml:space="preserve"> </w:t>
-      </w:r>
-      <w:proofErr w:type="spellStart"/>
-      <w:r>
-        <w:t>Tensorboard</w:t>
-      </w:r>
-      <w:proofErr w:type="spellEnd"/>
+        <w:t xml:space="preserve"> epochs. Plotnine and Tensorflow’s Tensorboard</w:t>
+      </w:r>
       <w:r>
         <w:t xml:space="preserve"> (</w:t>
       </w:r>
@@ -3629,15 +2994,7 @@
         <w:t xml:space="preserve">) </w:t>
       </w:r>
       <w:r>
-        <w:t xml:space="preserve">with </w:t>
-      </w:r>
-      <w:proofErr w:type="spellStart"/>
-      <w:r>
-        <w:t>hyperparameter</w:t>
-      </w:r>
-      <w:proofErr w:type="spellEnd"/>
-      <w:r>
-        <w:t xml:space="preserve"> tuning </w:t>
+        <w:t xml:space="preserve">with hyperparameter tuning </w:t>
       </w:r>
       <w:r>
         <w:t xml:space="preserve">was </w:t>
@@ -3649,18 +3006,10 @@
         <w:t>ends and direct model training.</w:t>
       </w:r>
       <w:r>
-        <w:t xml:space="preserve"> The final model was selected </w:t>
-      </w:r>
-      <w:proofErr w:type="gramStart"/>
-      <w:r>
-        <w:t>on the</w:t>
-      </w:r>
-      <w:r>
-        <w:t xml:space="preserve"> basis of</w:t>
-      </w:r>
-      <w:proofErr w:type="gramEnd"/>
-      <w:r>
-        <w:t xml:space="preserve"> the Dice similarity coefficient (DSC) b</w:t>
+        <w:t xml:space="preserve"> The final model was selected on the</w:t>
+      </w:r>
+      <w:r>
+        <w:t xml:space="preserve"> basis of the Dice similarity coefficient (DSC) b</w:t>
       </w:r>
       <w:r>
         <w:t>etween the validation set prediction and</w:t>
@@ -3674,45 +3023,13 @@
     </w:p>
     <w:p>
       <w:r>
-        <w:t xml:space="preserve">Disease sites can be small; therefore, quantitative metrics may led to inaccurate segmentation results. Prediction images </w:t>
-      </w:r>
-      <w:proofErr w:type="gramStart"/>
-      <w:r>
-        <w:t>were created</w:t>
-      </w:r>
-      <w:proofErr w:type="gramEnd"/>
-      <w:r>
-        <w:t xml:space="preserve"> on the validation data during training to visually assess training accuracy (Figure </w:t>
+        <w:t xml:space="preserve">Disease sites can be small; therefore, quantitative metrics may led to inaccurate segmentation results. Prediction images were created on the validation data during training to visually assess training accuracy (Figure </w:t>
       </w:r>
       <w:r>
         <w:t>4</w:t>
       </w:r>
       <w:r>
-        <w:t xml:space="preserve">). This method </w:t>
-      </w:r>
-      <w:proofErr w:type="gramStart"/>
-      <w:r>
-        <w:t>has been implemented</w:t>
-      </w:r>
-      <w:proofErr w:type="gramEnd"/>
-      <w:r>
-        <w:t xml:space="preserve"> as a </w:t>
-      </w:r>
-      <w:proofErr w:type="spellStart"/>
-      <w:r>
-        <w:t>Tensorflow</w:t>
-      </w:r>
-      <w:proofErr w:type="spellEnd"/>
-      <w:r>
-        <w:t xml:space="preserve"> callback function (</w:t>
-      </w:r>
-      <w:proofErr w:type="spellStart"/>
-      <w:r>
-        <w:t>Githb</w:t>
-      </w:r>
-      <w:proofErr w:type="spellEnd"/>
-      <w:r>
-        <w:t xml:space="preserve"> link: anonymized for review).</w:t>
+        <w:t>). This method has been implemented as a Tensorflow callback function (Githb link: anonymized for review).</w:t>
       </w:r>
     </w:p>
     <w:p>
@@ -3801,14 +3118,12 @@
       <w:r>
         <w:t xml:space="preserve"> final prediction. Seed points </w:t>
       </w:r>
-      <w:proofErr w:type="gramStart"/>
       <w:r>
         <w:t xml:space="preserve">were </w:t>
       </w:r>
       <w:r>
         <w:t>created to define the likely starting point of a disease site, and then grown outwards to the threshold value</w:t>
       </w:r>
-      <w:proofErr w:type="gramEnd"/>
       <w:r>
         <w:t>.</w:t>
       </w:r>
@@ -3816,18 +3131,10 @@
         <w:t xml:space="preserve"> </w:t>
       </w:r>
       <w:r>
-        <w:t xml:space="preserve">The seed value and threshold values were selected </w:t>
-      </w:r>
-      <w:proofErr w:type="gramStart"/>
-      <w:r>
-        <w:t xml:space="preserve">on the </w:t>
-      </w:r>
-      <w:r>
-        <w:t>basis of</w:t>
-      </w:r>
-      <w:proofErr w:type="gramEnd"/>
-      <w:r>
-        <w:t xml:space="preserve"> the </w:t>
+        <w:t xml:space="preserve">The seed value and threshold values were selected on the </w:t>
+      </w:r>
+      <w:r>
+        <w:t xml:space="preserve">basis of the </w:t>
       </w:r>
       <w:r>
         <w:t xml:space="preserve">highest DSC in the validation dataset. </w:t>
@@ -3891,15 +3198,7 @@
     </w:p>
     <w:p>
       <w:r>
-        <w:t xml:space="preserve">The geometric performance of the model </w:t>
-      </w:r>
-      <w:proofErr w:type="gramStart"/>
-      <w:r>
-        <w:t>was evaluated</w:t>
-      </w:r>
-      <w:proofErr w:type="gramEnd"/>
-      <w:r>
-        <w:t xml:space="preserve"> on the test set using the (DSC) and Median Surface Distance between the manual and predicted segmentations. To </w:t>
+        <w:t xml:space="preserve">The geometric performance of the model was evaluated on the test set using the (DSC) and Median Surface Distance between the manual and predicted segmentations. To </w:t>
       </w:r>
       <w:r>
         <w:t xml:space="preserve">evaluate our model, we report on predictions in a </w:t>
@@ -3939,15 +3238,7 @@
         </w:rPr>
       </w:pPr>
       <w:r>
-        <w:t xml:space="preserve">For the site-by-site comparison, each non-connected disease segmentation of the test patients </w:t>
-      </w:r>
-      <w:proofErr w:type="gramStart"/>
-      <w:r>
-        <w:t>was considered</w:t>
-      </w:r>
-      <w:proofErr w:type="gramEnd"/>
-      <w:r>
-        <w:t xml:space="preserve"> an independent case. In that regard, </w:t>
+        <w:t xml:space="preserve">For the site-by-site comparison, each non-connected disease segmentation of the test patients was considered an independent case. In that regard, </w:t>
       </w:r>
       <w:r>
         <w:t>we</w:t>
@@ -4011,15 +3302,7 @@
         <w:t xml:space="preserve">this metric </w:t>
       </w:r>
       <w:r>
-        <w:t xml:space="preserve">comes from the </w:t>
-      </w:r>
-      <w:proofErr w:type="spellStart"/>
-      <w:r>
-        <w:t>LiTs</w:t>
-      </w:r>
-      <w:proofErr w:type="spellEnd"/>
-      <w:r>
-        <w:t xml:space="preserve"> challenge</w:t>
+        <w:t>comes from the LiTs challenge</w:t>
       </w:r>
       <w:r>
         <w:fldChar w:fldCharType="begin" w:fldLock="1"/>
@@ -4047,21 +3330,7 @@
         <w:rPr>
           <w:b/>
         </w:rPr>
-        <w:t xml:space="preserve">All metrics </w:t>
-      </w:r>
-      <w:proofErr w:type="gramStart"/>
-      <w:r>
-        <w:rPr>
-          <w:b/>
-        </w:rPr>
-        <w:t>were computed</w:t>
-      </w:r>
-      <w:proofErr w:type="gramEnd"/>
-      <w:r>
-        <w:rPr>
-          <w:b/>
-        </w:rPr>
-        <w:t xml:space="preserve"> using </w:t>
+        <w:t xml:space="preserve">All metrics were computed using </w:t>
       </w:r>
       <w:r>
         <w:rPr>
@@ -4081,11 +3350,7 @@
         <w:t>The s</w:t>
       </w:r>
       <w:r>
-        <w:t xml:space="preserve">ensitivity of the model was evaluated on a site-by-site basis, where the disease was considered identified if </w:t>
-      </w:r>
-      <w:proofErr w:type="gramStart"/>
-      <w:r>
-        <w:t xml:space="preserve">at least </w:t>
+        <w:t xml:space="preserve">ensitivity of the model was evaluated on a site-by-site basis, where the disease was considered identified if at least </w:t>
       </w:r>
       <w:r>
         <w:t>4</w:t>
@@ -4097,11 +3362,7 @@
         <w:t xml:space="preserve">overlapped </w:t>
       </w:r>
       <w:r>
-        <w:t>by the predicted</w:t>
-      </w:r>
-      <w:proofErr w:type="gramEnd"/>
-      <w:r>
-        <w:t xml:space="preserve"> disease volume. </w:t>
+        <w:t xml:space="preserve">by the predicted disease volume. </w:t>
       </w:r>
       <w:r>
         <w:t>The f</w:t>
@@ -4113,15 +3374,7 @@
         <w:t>-</w:t>
       </w:r>
       <w:r>
-        <w:t xml:space="preserve">positive volume </w:t>
-      </w:r>
-      <w:proofErr w:type="gramStart"/>
-      <w:r>
-        <w:t>was defined</w:t>
-      </w:r>
-      <w:proofErr w:type="gramEnd"/>
-      <w:r>
-        <w:t xml:space="preserve"> as the volume of </w:t>
+        <w:t xml:space="preserve">positive volume was defined as the volume of </w:t>
       </w:r>
       <w:r>
         <w:t xml:space="preserve">the </w:t>
@@ -4157,15 +3410,7 @@
         <w:t>-</w:t>
       </w:r>
       <w:r>
-        <w:t xml:space="preserve">positive volume </w:t>
-      </w:r>
-      <w:proofErr w:type="gramStart"/>
-      <w:r>
-        <w:t>was quantified</w:t>
-      </w:r>
-      <w:proofErr w:type="gramEnd"/>
-      <w:r>
-        <w:t xml:space="preserve"> as the volume</w:t>
+        <w:t>positive volume was quantified as the volume</w:t>
       </w:r>
       <w:r>
         <w:t xml:space="preserve"> that was</w:t>
@@ -4333,7 +3578,6 @@
       <w:r>
         <w:t xml:space="preserve"> </w:t>
       </w:r>
-      <w:proofErr w:type="gramStart"/>
       <w:r>
         <w:t>The p</w:t>
       </w:r>
@@ -4371,17 +3615,11 @@
         <w:t xml:space="preserve">based on </w:t>
       </w:r>
       <w:r>
-        <w:t>a Likert quality scale of 1-5</w:t>
-      </w:r>
-      <w:proofErr w:type="gramEnd"/>
-      <w:r>
-        <w:t xml:space="preserve">. The criteria for the scale </w:t>
-      </w:r>
-      <w:proofErr w:type="gramStart"/>
+        <w:t xml:space="preserve">a Likert quality scale of 1-5. The criteria for the scale </w:t>
+      </w:r>
       <w:r>
         <w:t>are shown</w:t>
       </w:r>
-      <w:proofErr w:type="gramEnd"/>
       <w:r>
         <w:t xml:space="preserve"> in </w:t>
       </w:r>
@@ -4426,31 +3664,7 @@
         <w:t>al style were</w:t>
       </w:r>
       <w:r>
-        <w:t xml:space="preserve">, Standard </w:t>
-      </w:r>
-      <w:proofErr w:type="spellStart"/>
-      <w:r>
-        <w:t>UNet</w:t>
-      </w:r>
-      <w:proofErr w:type="spellEnd"/>
-      <w:r>
-        <w:t xml:space="preserve">: 0.041, Residual </w:t>
-      </w:r>
-      <w:proofErr w:type="spellStart"/>
-      <w:r>
-        <w:t>UNet</w:t>
-      </w:r>
-      <w:proofErr w:type="spellEnd"/>
-      <w:r>
-        <w:t xml:space="preserve">: 0.024, </w:t>
-      </w:r>
-      <w:proofErr w:type="spellStart"/>
-      <w:r>
-        <w:t>DenseUNet</w:t>
-      </w:r>
-      <w:proofErr w:type="spellEnd"/>
-      <w:r>
-        <w:t>: 0.016, DenseNet2D (Encoder frozen): 0.022, DenseNet2D (All trainable): 0.013, DenseNet3D (2D frozen): 0.011, DenseNet3D (All trainable): 0.0092.</w:t>
+        <w:t>, Standard UNet: 0.041, Residual UNet: 0.024, DenseUNet: 0.016, DenseNet2D (Encoder frozen): 0.022, DenseNet2D (All trainable): 0.013, DenseNet3D (2D frozen): 0.011, DenseNet3D (All trainable): 0.0092.</w:t>
       </w:r>
     </w:p>
     <w:p>
@@ -4483,16 +3697,11 @@
       <w:r>
         <w:t>ybrid-</w:t>
       </w:r>
-      <w:proofErr w:type="spellStart"/>
       <w:r>
         <w:t>W</w:t>
       </w:r>
       <w:r>
-        <w:t>Net</w:t>
-      </w:r>
-      <w:proofErr w:type="spellEnd"/>
-      <w:r>
-        <w:t xml:space="preserve"> model</w:t>
+        <w:t>Net model</w:t>
       </w:r>
       <w:r>
         <w:t>:</w:t>
@@ -4501,29 +3710,13 @@
         <w:t xml:space="preserve"> </w:t>
       </w:r>
       <w:r>
-        <w:t xml:space="preserve">the 3D </w:t>
-      </w:r>
-      <w:proofErr w:type="spellStart"/>
-      <w:r>
-        <w:t>UNet</w:t>
-      </w:r>
-      <w:proofErr w:type="spellEnd"/>
-      <w:r>
-        <w:t xml:space="preserve"> contain</w:t>
+        <w:t>the 3D UNet contain</w:t>
       </w:r>
       <w:r>
         <w:t>ed</w:t>
       </w:r>
       <w:r>
-        <w:t xml:space="preserve"> </w:t>
-      </w:r>
-      <w:proofErr w:type="gramStart"/>
-      <w:r>
-        <w:t>two</w:t>
-      </w:r>
-      <w:proofErr w:type="gramEnd"/>
-      <w:r>
-        <w:t xml:space="preserve"> layers, two convolution blocks, and </w:t>
+        <w:t xml:space="preserve"> two layers, two convolution blocks, and </w:t>
       </w:r>
       <w:r>
         <w:t xml:space="preserve">32 </w:t>
@@ -4623,13 +3816,8 @@
       <w:r>
         <w:t xml:space="preserve"> </w:t>
       </w:r>
-      <w:proofErr w:type="spellStart"/>
-      <w:r>
-        <w:t>LiTs</w:t>
-      </w:r>
-      <w:proofErr w:type="spellEnd"/>
-      <w:r>
-        <w:t xml:space="preserve"> test set (n</w:t>
+      <w:r>
+        <w:t>LiTs test set (n</w:t>
       </w:r>
       <w:r>
         <w:t xml:space="preserve"> </w:t>
@@ -4928,16 +4116,11 @@
       <w:r>
         <w:t xml:space="preserve">distributions </w:t>
       </w:r>
-      <w:proofErr w:type="gramStart"/>
       <w:r>
         <w:t xml:space="preserve">were </w:t>
       </w:r>
       <w:r>
-        <w:t>varied</w:t>
-      </w:r>
-      <w:proofErr w:type="gramEnd"/>
-      <w:r>
-        <w:t xml:space="preserve"> to match</w:t>
+        <w:t>varied to match</w:t>
       </w:r>
       <w:r>
         <w:t xml:space="preserve"> to ensure fair comparison.</w:t>
@@ -4984,15 +4167,7 @@
     </w:p>
     <w:p>
       <w:r>
-        <w:t xml:space="preserve">Patient-by-patient evaluation for 3D-IRCADb and institutional data </w:t>
-      </w:r>
-      <w:proofErr w:type="gramStart"/>
-      <w:r>
-        <w:t>are summarized</w:t>
-      </w:r>
-      <w:proofErr w:type="gramEnd"/>
-      <w:r>
-        <w:t xml:space="preserve"> in Table </w:t>
+        <w:t xml:space="preserve">Patient-by-patient evaluation for 3D-IRCADb and institutional data are summarized in Table </w:t>
       </w:r>
       <w:r>
         <w:t>4</w:t>
@@ -5118,11 +4293,9 @@
       <w:r>
         <w:t xml:space="preserve">was </w:t>
       </w:r>
-      <w:proofErr w:type="gramStart"/>
       <w:r>
         <w:t>1</w:t>
       </w:r>
-      <w:proofErr w:type="gramEnd"/>
       <w:r>
         <w:t xml:space="preserve"> (0</w:t>
       </w:r>
@@ -5292,13 +4465,8 @@
       <w:r>
         <w:t xml:space="preserve"> sites </w:t>
       </w:r>
-      <w:proofErr w:type="gramStart"/>
-      <w:r>
-        <w:t>were used</w:t>
-      </w:r>
-      <w:proofErr w:type="gramEnd"/>
-      <w:r>
-        <w:t xml:space="preserve"> than in t</w:t>
+      <w:r>
+        <w:t>were used than in t</w:t>
       </w:r>
       <w:r>
         <w:t>he qualitative analysis.</w:t>
@@ -5360,15 +4528,7 @@
         <w:t xml:space="preserve">, in which </w:t>
       </w:r>
       <w:r>
-        <w:t>previously defined manual contours were present of the ablation zone (n=</w:t>
-      </w:r>
-      <w:proofErr w:type="gramStart"/>
-      <w:r>
-        <w:t>9</w:t>
-      </w:r>
-      <w:proofErr w:type="gramEnd"/>
-      <w:r>
-        <w:t xml:space="preserve"> patients), the mean (min-max) DSC was </w:t>
+        <w:t xml:space="preserve">previously defined manual contours were present of the ablation zone (n=9 patients), the mean (min-max) DSC was </w:t>
       </w:r>
       <w:r>
         <w:t>0.72</w:t>
@@ -5772,16 +4932,11 @@
       <w:r>
         <w:t xml:space="preserve"> </w:t>
       </w:r>
-      <w:proofErr w:type="gramStart"/>
       <w:r>
         <w:t>84</w:t>
       </w:r>
       <w:r>
-        <w:t>%</w:t>
-      </w:r>
-      <w:proofErr w:type="gramEnd"/>
-      <w:r>
-        <w:t>(</w:t>
+        <w:t>%(</w:t>
       </w:r>
       <w:r>
         <w:t>16</w:t>
@@ -5895,18 +5050,10 @@
         <w:t xml:space="preserve">In this study, we proposed a </w:t>
       </w:r>
       <w:r>
-        <w:t>Hybrid-</w:t>
-      </w:r>
-      <w:proofErr w:type="spellStart"/>
-      <w:r>
-        <w:t>W</w:t>
-      </w:r>
-      <w:r>
-        <w:t>Net</w:t>
-      </w:r>
-      <w:proofErr w:type="spellEnd"/>
-      <w:r>
-        <w:t xml:space="preserve"> model architecture for the segmentation of the disease sites and ablation area</w:t>
+        <w:t>Hybrid-W</w:t>
+      </w:r>
+      <w:r>
+        <w:t>Net model architecture for the segmentation of the disease sites and ablation area</w:t>
       </w:r>
       <w:r>
         <w:t>s</w:t>
@@ -6020,16 +5167,11 @@
         <w:t xml:space="preserve"> (16/19)</w:t>
       </w:r>
       <w:r>
-        <w:t xml:space="preserve"> of the ablation segmentations. Our work is highly innovative </w:t>
-      </w:r>
-      <w:proofErr w:type="gramStart"/>
-      <w:r>
-        <w:t xml:space="preserve">in regard </w:t>
+        <w:t xml:space="preserve"> of the ablation segmentations. Our work is highly innovative in regard </w:t>
       </w:r>
       <w:r>
         <w:t>to</w:t>
       </w:r>
-      <w:proofErr w:type="gramEnd"/>
       <w:r>
         <w:t xml:space="preserve"> the proposed model architecture and training workflow (</w:t>
       </w:r>
@@ -6052,26 +5194,10 @@
         <w:t>has been</w:t>
       </w:r>
       <w:r>
-        <w:t xml:space="preserve"> implemented in a treatment planning system (</w:t>
-      </w:r>
-      <w:proofErr w:type="spellStart"/>
-      <w:r>
-        <w:t>RayStation</w:t>
-      </w:r>
-      <w:proofErr w:type="spellEnd"/>
-      <w:r>
-        <w:t xml:space="preserve"> 9B</w:t>
-      </w:r>
-      <w:r>
-        <w:t xml:space="preserve">, </w:t>
-      </w:r>
-      <w:proofErr w:type="spellStart"/>
-      <w:r>
-        <w:t>RaySearch</w:t>
-      </w:r>
-      <w:proofErr w:type="spellEnd"/>
-      <w:r>
-        <w:t xml:space="preserve"> Laboratories, Sweden</w:t>
+        <w:t xml:space="preserve"> implemented in a treatment planning system (RayStation 9B</w:t>
+      </w:r>
+      <w:r>
+        <w:t>, RaySearch Laboratories, Sweden</w:t>
       </w:r>
       <w:r>
         <w:t>)</w:t>
@@ -6149,21 +5275,13 @@
         <w:t xml:space="preserve">the </w:t>
       </w:r>
       <w:r>
-        <w:t>Hybrid-</w:t>
-      </w:r>
-      <w:proofErr w:type="spellStart"/>
-      <w:r>
-        <w:t>W</w:t>
+        <w:t>Hybrid-W</w:t>
       </w:r>
       <w:r>
         <w:t>N</w:t>
       </w:r>
       <w:r>
-        <w:t>et</w:t>
-      </w:r>
-      <w:proofErr w:type="spellEnd"/>
-      <w:r>
-        <w:t xml:space="preserve"> model architecture an</w:t>
+        <w:t>et model architecture an</w:t>
       </w:r>
       <w:r>
         <w:t>d the training of the model</w:t>
@@ -6246,13 +5364,8 @@
         <w:t xml:space="preserve">The proposed </w:t>
       </w:r>
       <w:r>
-        <w:t>Hybrid-</w:t>
-      </w:r>
-      <w:proofErr w:type="spellStart"/>
-      <w:r>
-        <w:t>WNet</w:t>
-      </w:r>
-      <w:proofErr w:type="spellEnd"/>
+        <w:t>Hybrid-WNet</w:t>
+      </w:r>
       <w:r>
         <w:t xml:space="preserve"> </w:t>
       </w:r>
@@ -6306,13 +5419,8 @@
         <w:t>decoding</w:t>
       </w:r>
       <w:r>
-        <w:t xml:space="preserve"> of the 3D </w:t>
-      </w:r>
-      <w:proofErr w:type="spellStart"/>
-      <w:r>
-        <w:t>DenseNet</w:t>
-      </w:r>
-      <w:proofErr w:type="spellEnd"/>
+        <w:t xml:space="preserve"> of the 3D DenseNet</w:t>
+      </w:r>
       <w:r>
         <w:t>. Previous</w:t>
       </w:r>
@@ -6374,11 +5482,9 @@
       <w:r>
         <w:t xml:space="preserve"> (</w:t>
       </w:r>
-      <w:proofErr w:type="spellStart"/>
       <w:r>
         <w:t>Github</w:t>
       </w:r>
-      <w:proofErr w:type="spellEnd"/>
       <w:r>
         <w:t>: redacted for anonymization</w:t>
       </w:r>
@@ -6472,18 +5578,10 @@
         <w:t xml:space="preserve">method of splitting the liver into cubes </w:t>
       </w:r>
       <w:r>
-        <w:t xml:space="preserve">that </w:t>
-      </w:r>
-      <w:proofErr w:type="gramStart"/>
-      <w:r>
-        <w:t xml:space="preserve">are </w:t>
-      </w:r>
-      <w:r>
-        <w:t>centered</w:t>
-      </w:r>
-      <w:proofErr w:type="gramEnd"/>
-      <w:r>
-        <w:t xml:space="preserve"> specifically on disease sites ensures that the model learns </w:t>
+        <w:t xml:space="preserve">that are </w:t>
+      </w:r>
+      <w:r>
+        <w:t xml:space="preserve">centered specifically on disease sites ensures that the model learns </w:t>
       </w:r>
       <w:r>
         <w:t xml:space="preserve">using </w:t>
@@ -6492,15 +5590,7 @@
         <w:t xml:space="preserve">a more balanced representation of data. </w:t>
       </w:r>
       <w:r>
-        <w:t xml:space="preserve">The training workflow </w:t>
-      </w:r>
-      <w:proofErr w:type="gramStart"/>
-      <w:r>
-        <w:t>was designed</w:t>
-      </w:r>
-      <w:proofErr w:type="gramEnd"/>
-      <w:r>
-        <w:t xml:space="preserve"> to allow the model </w:t>
+        <w:t xml:space="preserve">The training workflow was designed to allow the model </w:t>
       </w:r>
       <w:r>
         <w:t xml:space="preserve">to </w:t>
@@ -6592,11 +5682,9 @@
       <w:r>
         <w:t xml:space="preserve"> </w:t>
       </w:r>
-      <w:proofErr w:type="spellStart"/>
       <w:r>
         <w:t>Vorontsov</w:t>
       </w:r>
-      <w:proofErr w:type="spellEnd"/>
       <w:r>
         <w:t xml:space="preserve"> et al</w:t>
       </w:r>
@@ -6813,15 +5901,7 @@
       </w:r>
       <w:r>
         <w:lastRenderedPageBreak/>
-        <w:t xml:space="preserve">Unfortunately, manual contours were not present for all of the institutional CRLM and ablation data, limiting our quantitative comparison to 19 of the 24 CLRM sites and 9 of the </w:t>
-      </w:r>
-      <w:proofErr w:type="gramStart"/>
-      <w:r>
-        <w:t>19 ablation</w:t>
-      </w:r>
-      <w:proofErr w:type="gramEnd"/>
-      <w:r>
-        <w:t xml:space="preserve"> sites.</w:t>
+        <w:t>Unfortunately, manual contours were not present for all of the institutional CRLM and ablation data, limiting our quantitative comparison to 19 of the 24 CLRM sites and 9 of the 19 ablation sites.</w:t>
       </w:r>
     </w:p>
     <w:p>
@@ -6843,13 +5923,8 @@
       <w:r>
         <w:t xml:space="preserve"> </w:t>
       </w:r>
-      <w:proofErr w:type="gramStart"/>
-      <w:r>
-        <w:t>can be seen</w:t>
-      </w:r>
-      <w:proofErr w:type="gramEnd"/>
-      <w:r>
-        <w:t xml:space="preserve"> in the Supplementary Figure </w:t>
+      <w:r>
+        <w:t xml:space="preserve">can be seen in the Supplementary Figure </w:t>
       </w:r>
       <w:r>
         <w:t>2</w:t>
@@ -6858,23 +5933,7 @@
         <w:t>, where disagreement about the boundary of the ablation zone and the time needed for correction resulted in a range of scores from the reviewers.</w:t>
       </w:r>
       <w:r>
-        <w:t xml:space="preserve"> We believe that suboptimal imaging quality during </w:t>
-      </w:r>
-      <w:proofErr w:type="spellStart"/>
-      <w:r>
-        <w:t>porto</w:t>
-      </w:r>
-      <w:proofErr w:type="spellEnd"/>
-      <w:r>
-        <w:t xml:space="preserve">-venous CT acquisition phase might have negatively </w:t>
-      </w:r>
-      <w:proofErr w:type="gramStart"/>
-      <w:r>
-        <w:t>impacted</w:t>
-      </w:r>
-      <w:proofErr w:type="gramEnd"/>
-      <w:r>
-        <w:t xml:space="preserve"> ablation zone boundary identification in such patients. Optimizing imaging acquisition protocol intra-procedurally during ablation interventions might overcome such limitation.</w:t>
+        <w:t xml:space="preserve"> We believe that suboptimal imaging quality during porto-venous CT acquisition phase might have negatively impacted ablation zone boundary identification in such patients. Optimizing imaging acquisition protocol intra-procedurally during ablation interventions might overcome such limitation.</w:t>
       </w:r>
     </w:p>
     <w:p>
@@ -6964,18 +6023,10 @@
         <w:t xml:space="preserve">The proposed </w:t>
       </w:r>
       <w:r>
-        <w:t>Hybrid-</w:t>
-      </w:r>
-      <w:proofErr w:type="spellStart"/>
-      <w:r>
-        <w:t>W</w:t>
-      </w:r>
-      <w:r>
-        <w:t>Net</w:t>
-      </w:r>
-      <w:proofErr w:type="spellEnd"/>
-      <w:r>
-        <w:t xml:space="preserve"> model </w:t>
+        <w:t>Hybrid-W</w:t>
+      </w:r>
+      <w:r>
+        <w:t xml:space="preserve">Net model </w:t>
       </w:r>
       <w:r>
         <w:t>provided</w:t>
@@ -7010,13 +6061,8 @@
       <w:r>
         <w:t xml:space="preserve">Our model’s results were well accepted by the reviewers, with all three scoring the disease segmentation (n=24) as </w:t>
       </w:r>
-      <w:proofErr w:type="gramStart"/>
-      <w:r>
-        <w:t>4</w:t>
-      </w:r>
-      <w:proofErr w:type="gramEnd"/>
-      <w:r>
-        <w:t xml:space="preserve"> </w:t>
+      <w:r>
+        <w:t xml:space="preserve">4 </w:t>
       </w:r>
       <w:r>
         <w:t xml:space="preserve">or </w:t>
@@ -7090,15 +6136,7 @@
     </w:p>
     <w:p>
       <w:r>
-        <w:t>Our proposed Hybrid-</w:t>
-      </w:r>
-      <w:proofErr w:type="spellStart"/>
-      <w:r>
-        <w:t>WNet</w:t>
-      </w:r>
-      <w:proofErr w:type="spellEnd"/>
-      <w:r>
-        <w:t xml:space="preserve"> provided fast (&lt; 30 seconds) and accurate segmentation of colorectal liver metastasis and ablation zones, </w:t>
+        <w:t xml:space="preserve">Our proposed Hybrid-WNet provided fast (&lt; 30 seconds) and accurate segmentation of colorectal liver metastasis and ablation zones, </w:t>
       </w:r>
       <w:r>
         <w:t>with largely positive physician reviews.</w:t>
@@ -8317,31 +7355,7 @@
           <w:sz w:val="16"/>
           <w:szCs w:val="16"/>
         </w:rPr>
-        <w:t xml:space="preserve">: Image Acquisition Parameters of the </w:t>
-      </w:r>
-      <w:proofErr w:type="spellStart"/>
-      <w:r>
-        <w:rPr>
-          <w:rFonts w:ascii="Arial" w:hAnsi="Arial" w:cs="Arial"/>
-          <w:b/>
-          <w:i w:val="0"/>
-          <w:color w:val="auto"/>
-          <w:sz w:val="16"/>
-          <w:szCs w:val="16"/>
-        </w:rPr>
-        <w:t>LiTS</w:t>
-      </w:r>
-      <w:proofErr w:type="spellEnd"/>
-      <w:r>
-        <w:rPr>
-          <w:rFonts w:ascii="Arial" w:hAnsi="Arial" w:cs="Arial"/>
-          <w:b/>
-          <w:i w:val="0"/>
-          <w:color w:val="auto"/>
-          <w:sz w:val="16"/>
-          <w:szCs w:val="16"/>
-        </w:rPr>
-        <w:t xml:space="preserve"> Challenge for the Training, Validation, and Test Sets</w:t>
+        <w:t>: Image Acquisition Parameters of the LiTS Challenge for the Training, Validation, and Test Sets</w:t>
       </w:r>
     </w:p>
     <w:tbl>
@@ -8642,29 +7656,7 @@
                 <w:szCs w:val="16"/>
                 <w:lang w:val="fr-FR"/>
               </w:rPr>
-              <w:t>Pixel Size Y (mm/</w:t>
-            </w:r>
-            <w:proofErr w:type="spellStart"/>
-            <w:r>
-              <w:rPr>
-                <w:rFonts w:ascii="Arial" w:hAnsi="Arial" w:cs="Arial"/>
-                <w:b/>
-                <w:sz w:val="16"/>
-                <w:szCs w:val="16"/>
-                <w:lang w:val="fr-FR"/>
-              </w:rPr>
-              <w:t>voxel</w:t>
-            </w:r>
-            <w:proofErr w:type="spellEnd"/>
-            <w:r>
-              <w:rPr>
-                <w:rFonts w:ascii="Arial" w:hAnsi="Arial" w:cs="Arial"/>
-                <w:b/>
-                <w:sz w:val="16"/>
-                <w:szCs w:val="16"/>
-                <w:lang w:val="fr-FR"/>
-              </w:rPr>
-              <w:t>)</w:t>
+              <w:t>Pixel Size Y (mm/voxel)</w:t>
             </w:r>
           </w:p>
         </w:tc>
@@ -8698,7 +7690,6 @@
                 <w:szCs w:val="16"/>
               </w:rPr>
             </w:pPr>
-            <w:proofErr w:type="spellStart"/>
             <w:r>
               <w:rPr>
                 <w:rFonts w:ascii="Arial" w:hAnsi="Arial" w:cs="Arial"/>
@@ -8707,7 +7698,6 @@
               </w:rPr>
               <w:t>LiTS</w:t>
             </w:r>
-            <w:proofErr w:type="spellEnd"/>
           </w:p>
         </w:tc>
         <w:tc>
@@ -11066,7 +10056,6 @@
               </w:rPr>
               <w:t>-</w:t>
             </w:r>
-            <w:proofErr w:type="spellStart"/>
             <w:r>
               <w:rPr>
                 <w:rFonts w:ascii="Arial" w:eastAsia="Times New Roman" w:hAnsi="Arial" w:cs="Arial"/>
@@ -11076,7 +10065,6 @@
               </w:rPr>
               <w:t>WNet</w:t>
             </w:r>
-            <w:proofErr w:type="spellEnd"/>
           </w:p>
         </w:tc>
         <w:tc>
@@ -11806,7 +10794,6 @@
                 <w:szCs w:val="16"/>
               </w:rPr>
             </w:pPr>
-            <w:proofErr w:type="spellStart"/>
             <w:r>
               <w:rPr>
                 <w:rFonts w:ascii="Arial" w:eastAsia="Times New Roman" w:hAnsi="Arial" w:cs="Arial"/>
@@ -11814,17 +10801,7 @@
                 <w:sz w:val="16"/>
                 <w:szCs w:val="16"/>
               </w:rPr>
-              <w:t>LiTS</w:t>
-            </w:r>
-            <w:proofErr w:type="spellEnd"/>
-            <w:r>
-              <w:rPr>
-                <w:rFonts w:ascii="Arial" w:eastAsia="Times New Roman" w:hAnsi="Arial" w:cs="Arial"/>
-                <w:color w:val="000000"/>
-                <w:sz w:val="16"/>
-                <w:szCs w:val="16"/>
-              </w:rPr>
-              <w:t xml:space="preserve"> </w:t>
+              <w:t xml:space="preserve">LiTS </w:t>
             </w:r>
           </w:p>
         </w:tc>
@@ -12149,23 +11126,13 @@
                 <w:szCs w:val="16"/>
               </w:rPr>
             </w:pPr>
-            <w:proofErr w:type="spellStart"/>
-            <w:r>
-              <w:rPr>
-                <w:rFonts w:ascii="Arial" w:hAnsi="Arial" w:cs="Arial"/>
-                <w:sz w:val="16"/>
-                <w:szCs w:val="16"/>
-              </w:rPr>
-              <w:t>Vorontsov</w:t>
-            </w:r>
-            <w:proofErr w:type="spellEnd"/>
-            <w:r>
-              <w:rPr>
-                <w:rFonts w:ascii="Arial" w:hAnsi="Arial" w:cs="Arial"/>
-                <w:sz w:val="16"/>
-                <w:szCs w:val="16"/>
-              </w:rPr>
-              <w:t xml:space="preserve"> et al</w:t>
+            <w:r>
+              <w:rPr>
+                <w:rFonts w:ascii="Arial" w:hAnsi="Arial" w:cs="Arial"/>
+                <w:sz w:val="16"/>
+                <w:szCs w:val="16"/>
+              </w:rPr>
+              <w:t>Vorontsov et al</w:t>
             </w:r>
             <w:r>
               <w:rPr>
@@ -12823,59 +11790,37 @@
                 <w:sz w:val="16"/>
                 <w:szCs w:val="16"/>
               </w:rPr>
-              <w:t xml:space="preserve">Hybrid Dense </w:t>
-            </w:r>
-            <w:proofErr w:type="spellStart"/>
-            <w:r>
+              <w:t>Hybrid Dense UNet</w:t>
+            </w:r>
+          </w:p>
+        </w:tc>
+        <w:tc>
+          <w:tcPr>
+            <w:tcW w:w="2520" w:type="dxa"/>
+            <w:shd w:val="clear" w:color="auto" w:fill="auto"/>
+            <w:noWrap/>
+          </w:tcPr>
+          <w:p>
+            <w:pPr>
+              <w:keepNext/>
+              <w:keepLines/>
+              <w:spacing w:after="0" w:line="240" w:lineRule="auto"/>
+              <w:contextualSpacing/>
               <w:rPr>
                 <w:rFonts w:ascii="Arial" w:eastAsia="Times New Roman" w:hAnsi="Arial" w:cs="Arial"/>
                 <w:color w:val="000000"/>
                 <w:sz w:val="16"/>
                 <w:szCs w:val="16"/>
               </w:rPr>
-              <w:t>UNet</w:t>
-            </w:r>
-            <w:proofErr w:type="spellEnd"/>
-          </w:p>
-        </w:tc>
-        <w:tc>
-          <w:tcPr>
-            <w:tcW w:w="2520" w:type="dxa"/>
-            <w:shd w:val="clear" w:color="auto" w:fill="auto"/>
-            <w:noWrap/>
-          </w:tcPr>
-          <w:p>
-            <w:pPr>
-              <w:keepNext/>
-              <w:keepLines/>
-              <w:spacing w:after="0" w:line="240" w:lineRule="auto"/>
-              <w:contextualSpacing/>
+            </w:pPr>
+            <w:r>
               <w:rPr>
                 <w:rFonts w:ascii="Arial" w:eastAsia="Times New Roman" w:hAnsi="Arial" w:cs="Arial"/>
                 <w:color w:val="000000"/>
                 <w:sz w:val="16"/>
                 <w:szCs w:val="16"/>
               </w:rPr>
-            </w:pPr>
-            <w:proofErr w:type="spellStart"/>
-            <w:r>
-              <w:rPr>
-                <w:rFonts w:ascii="Arial" w:eastAsia="Times New Roman" w:hAnsi="Arial" w:cs="Arial"/>
-                <w:color w:val="000000"/>
-                <w:sz w:val="16"/>
-                <w:szCs w:val="16"/>
-              </w:rPr>
-              <w:t>LiTS</w:t>
-            </w:r>
-            <w:proofErr w:type="spellEnd"/>
-            <w:r>
-              <w:rPr>
-                <w:rFonts w:ascii="Arial" w:eastAsia="Times New Roman" w:hAnsi="Arial" w:cs="Arial"/>
-                <w:color w:val="000000"/>
-                <w:sz w:val="16"/>
-                <w:szCs w:val="16"/>
-              </w:rPr>
-              <w:t xml:space="preserve"> </w:t>
+              <w:t xml:space="preserve">LiTS </w:t>
             </w:r>
           </w:p>
         </w:tc>
@@ -12993,7 +11938,6 @@
                 <w:szCs w:val="16"/>
               </w:rPr>
             </w:pPr>
-            <w:proofErr w:type="spellStart"/>
             <w:r>
               <w:rPr>
                 <w:rFonts w:ascii="Arial" w:eastAsia="Times New Roman" w:hAnsi="Arial" w:cs="Arial"/>
@@ -13001,17 +11945,7 @@
                 <w:sz w:val="16"/>
                 <w:szCs w:val="16"/>
               </w:rPr>
-              <w:t>Seo</w:t>
-            </w:r>
-            <w:proofErr w:type="spellEnd"/>
-            <w:r>
-              <w:rPr>
-                <w:rFonts w:ascii="Arial" w:eastAsia="Times New Roman" w:hAnsi="Arial" w:cs="Arial"/>
-                <w:color w:val="000000"/>
-                <w:sz w:val="16"/>
-                <w:szCs w:val="16"/>
-              </w:rPr>
-              <w:t xml:space="preserve"> et al</w:t>
+              <w:t>Seo et al</w:t>
             </w:r>
             <w:r>
               <w:rPr>
@@ -13082,7 +12016,6 @@
                 <w:szCs w:val="16"/>
               </w:rPr>
             </w:pPr>
-            <w:proofErr w:type="spellStart"/>
             <w:r>
               <w:rPr>
                 <w:rFonts w:ascii="Arial" w:eastAsia="Times New Roman" w:hAnsi="Arial" w:cs="Arial"/>
@@ -13090,17 +12023,7 @@
                 <w:sz w:val="16"/>
                 <w:szCs w:val="16"/>
               </w:rPr>
-              <w:t>mU</w:t>
-            </w:r>
-            <w:proofErr w:type="spellEnd"/>
-            <w:r>
-              <w:rPr>
-                <w:rFonts w:ascii="Arial" w:eastAsia="Times New Roman" w:hAnsi="Arial" w:cs="Arial"/>
-                <w:color w:val="000000"/>
-                <w:sz w:val="16"/>
-                <w:szCs w:val="16"/>
-              </w:rPr>
-              <w:t>-Net</w:t>
+              <w:t>mU-Net</w:t>
             </w:r>
           </w:p>
         </w:tc>
@@ -13270,43 +12193,7 @@
           <w:sz w:val="16"/>
           <w:szCs w:val="16"/>
         </w:rPr>
-        <w:t xml:space="preserve">Patients </w:t>
-      </w:r>
-      <w:proofErr w:type="gramStart"/>
-      <w:r>
-        <w:rPr>
-          <w:rFonts w:ascii="Arial" w:hAnsi="Arial" w:cs="Arial"/>
-          <w:sz w:val="16"/>
-          <w:szCs w:val="16"/>
-        </w:rPr>
-        <w:t>were specified</w:t>
-      </w:r>
-      <w:proofErr w:type="gramEnd"/>
-      <w:r>
-        <w:rPr>
-          <w:rFonts w:ascii="Arial" w:hAnsi="Arial" w:cs="Arial"/>
-          <w:sz w:val="16"/>
-          <w:szCs w:val="16"/>
-        </w:rPr>
-        <w:t xml:space="preserve"> instead of sites for </w:t>
-      </w:r>
-      <w:proofErr w:type="spellStart"/>
-      <w:r>
-        <w:rPr>
-          <w:rFonts w:ascii="Arial" w:hAnsi="Arial" w:cs="Arial"/>
-          <w:sz w:val="16"/>
-          <w:szCs w:val="16"/>
-        </w:rPr>
-        <w:t>LiTS</w:t>
-      </w:r>
-      <w:proofErr w:type="spellEnd"/>
-      <w:r>
-        <w:rPr>
-          <w:rFonts w:ascii="Arial" w:hAnsi="Arial" w:cs="Arial"/>
-          <w:sz w:val="16"/>
-          <w:szCs w:val="16"/>
-        </w:rPr>
-        <w:t xml:space="preserve"> test submission.</w:t>
+        <w:t>Patients were specified instead of sites for LiTS test submission.</w:t>
       </w:r>
     </w:p>
     <w:p>
@@ -17437,7 +16324,6 @@
         </w:rPr>
         <w:t xml:space="preserve"> Liver distributed into individual cubes of 32x120x120. Disease </w:t>
       </w:r>
-      <w:proofErr w:type="gramStart"/>
       <w:r>
         <w:rPr>
           <w:rFonts w:ascii="Arial" w:hAnsi="Arial" w:cs="Arial"/>
@@ -17456,18 +16342,7 @@
           <w:sz w:val="16"/>
           <w:szCs w:val="16"/>
         </w:rPr>
-        <w:t xml:space="preserve"> labeled</w:t>
-      </w:r>
-      <w:proofErr w:type="gramEnd"/>
-      <w:r>
-        <w:rPr>
-          <w:rFonts w:ascii="Arial" w:hAnsi="Arial" w:cs="Arial"/>
-          <w:i w:val="0"/>
-          <w:color w:val="auto"/>
-          <w:sz w:val="16"/>
-          <w:szCs w:val="16"/>
-        </w:rPr>
-        <w:t xml:space="preserve"> as disease, regardless of the center of the cube. The validation and test set were not broken into cubes; our architectures accept</w:t>
+        <w:t xml:space="preserve"> labeled as disease, regardless of the center of the cube. The validation and test set were not broken into cubes; our architectures accept</w:t>
       </w:r>
       <w:r>
         <w:rPr>
@@ -17609,59 +16484,23 @@
           <w:sz w:val="16"/>
           <w:szCs w:val="16"/>
         </w:rPr>
-        <w:t xml:space="preserve">. Bottom (B): Difference in convolution blocks, surrounded by green to indicate the same region in (A). Standard: previous feature maps are convolved and activated. Residual: previous feature maps </w:t>
-      </w:r>
-      <w:proofErr w:type="gramStart"/>
+        <w:t>. Bottom (B): Difference in convolution blocks, surrounded by green to indicate the same region in (A). Standard: previous feature maps are convolved and activated. Residual: previous feature maps are directly added to convolutional output in a skip</w:t>
+      </w:r>
       <w:r>
         <w:rPr>
           <w:rFonts w:ascii="Arial" w:hAnsi="Arial" w:cs="Arial"/>
           <w:sz w:val="16"/>
           <w:szCs w:val="16"/>
         </w:rPr>
-        <w:t>are directly added</w:t>
-      </w:r>
-      <w:proofErr w:type="gramEnd"/>
+        <w:t>-</w:t>
+      </w:r>
       <w:r>
         <w:rPr>
           <w:rFonts w:ascii="Arial" w:hAnsi="Arial" w:cs="Arial"/>
           <w:sz w:val="16"/>
           <w:szCs w:val="16"/>
         </w:rPr>
-        <w:t xml:space="preserve"> to convolutional output in a skip</w:t>
-      </w:r>
-      <w:r>
-        <w:rPr>
-          <w:rFonts w:ascii="Arial" w:hAnsi="Arial" w:cs="Arial"/>
-          <w:sz w:val="16"/>
-          <w:szCs w:val="16"/>
-        </w:rPr>
-        <w:t>-</w:t>
-      </w:r>
-      <w:r>
-        <w:rPr>
-          <w:rFonts w:ascii="Arial" w:hAnsi="Arial" w:cs="Arial"/>
-          <w:sz w:val="16"/>
-          <w:szCs w:val="16"/>
-        </w:rPr>
-        <w:t xml:space="preserve">connection before activation. Dense: previous feature maps </w:t>
-      </w:r>
-      <w:proofErr w:type="gramStart"/>
-      <w:r>
-        <w:rPr>
-          <w:rFonts w:ascii="Arial" w:hAnsi="Arial" w:cs="Arial"/>
-          <w:sz w:val="16"/>
-          <w:szCs w:val="16"/>
-        </w:rPr>
-        <w:t>are continually concatenated</w:t>
-      </w:r>
-      <w:proofErr w:type="gramEnd"/>
-      <w:r>
-        <w:rPr>
-          <w:rFonts w:ascii="Arial" w:hAnsi="Arial" w:cs="Arial"/>
-          <w:sz w:val="16"/>
-          <w:szCs w:val="16"/>
-        </w:rPr>
-        <w:t xml:space="preserve"> together before activation and convolution. BN: batch normalization.</w:t>
+        <w:t>connection before activation. Dense: previous feature maps are continually concatenated together before activation and convolution. BN: batch normalization.</w:t>
       </w:r>
     </w:p>
     <w:p>
@@ -17729,147 +16568,45 @@
         </w:rPr>
         <w:t>-</w:t>
       </w:r>
-      <w:proofErr w:type="spellStart"/>
       <w:r>
         <w:rPr>
           <w:rFonts w:ascii="Arial" w:hAnsi="Arial" w:cs="Arial"/>
           <w:sz w:val="16"/>
           <w:szCs w:val="16"/>
         </w:rPr>
-        <w:t>WNet</w:t>
-      </w:r>
-      <w:proofErr w:type="spellEnd"/>
+        <w:t xml:space="preserve">WNet. (Left) Pre-trained 2D DenseNet 121 converted into UNet, where final features </w:t>
+      </w:r>
       <w:r>
         <w:rPr>
           <w:rFonts w:ascii="Arial" w:hAnsi="Arial" w:cs="Arial"/>
           <w:sz w:val="16"/>
           <w:szCs w:val="16"/>
         </w:rPr>
-        <w:t xml:space="preserve">. (Left) Pre-trained 2D </w:t>
-      </w:r>
-      <w:proofErr w:type="spellStart"/>
+        <w:t>were</w:t>
+      </w:r>
       <w:r>
         <w:rPr>
           <w:rFonts w:ascii="Arial" w:hAnsi="Arial" w:cs="Arial"/>
           <w:sz w:val="16"/>
           <w:szCs w:val="16"/>
         </w:rPr>
-        <w:t>DenseNet</w:t>
-      </w:r>
-      <w:proofErr w:type="spellEnd"/>
+        <w:t xml:space="preserve"> concatenated into 3D DenseNet. (Right) 3D DenseNet architecture </w:t>
+      </w:r>
       <w:r>
         <w:rPr>
           <w:rFonts w:ascii="Arial" w:hAnsi="Arial" w:cs="Arial"/>
           <w:sz w:val="16"/>
           <w:szCs w:val="16"/>
         </w:rPr>
-        <w:t xml:space="preserve"> 121 converted into </w:t>
-      </w:r>
-      <w:proofErr w:type="spellStart"/>
+        <w:t xml:space="preserve">was </w:t>
+      </w:r>
       <w:r>
         <w:rPr>
           <w:rFonts w:ascii="Arial" w:hAnsi="Arial" w:cs="Arial"/>
           <w:sz w:val="16"/>
           <w:szCs w:val="16"/>
         </w:rPr>
-        <w:t>UNet</w:t>
-      </w:r>
-      <w:proofErr w:type="spellEnd"/>
-      <w:r>
-        <w:rPr>
-          <w:rFonts w:ascii="Arial" w:hAnsi="Arial" w:cs="Arial"/>
-          <w:sz w:val="16"/>
-          <w:szCs w:val="16"/>
-        </w:rPr>
-        <w:t xml:space="preserve">, where final features </w:t>
-      </w:r>
-      <w:proofErr w:type="gramStart"/>
-      <w:r>
-        <w:rPr>
-          <w:rFonts w:ascii="Arial" w:hAnsi="Arial" w:cs="Arial"/>
-          <w:sz w:val="16"/>
-          <w:szCs w:val="16"/>
-        </w:rPr>
-        <w:t>were</w:t>
-      </w:r>
-      <w:r>
-        <w:rPr>
-          <w:rFonts w:ascii="Arial" w:hAnsi="Arial" w:cs="Arial"/>
-          <w:sz w:val="16"/>
-          <w:szCs w:val="16"/>
-        </w:rPr>
-        <w:t xml:space="preserve"> concatenated</w:t>
-      </w:r>
-      <w:proofErr w:type="gramEnd"/>
-      <w:r>
-        <w:rPr>
-          <w:rFonts w:ascii="Arial" w:hAnsi="Arial" w:cs="Arial"/>
-          <w:sz w:val="16"/>
-          <w:szCs w:val="16"/>
-        </w:rPr>
-        <w:t xml:space="preserve"> into 3D </w:t>
-      </w:r>
-      <w:proofErr w:type="spellStart"/>
-      <w:r>
-        <w:rPr>
-          <w:rFonts w:ascii="Arial" w:hAnsi="Arial" w:cs="Arial"/>
-          <w:sz w:val="16"/>
-          <w:szCs w:val="16"/>
-        </w:rPr>
-        <w:t>DenseNet</w:t>
-      </w:r>
-      <w:proofErr w:type="spellEnd"/>
-      <w:r>
-        <w:rPr>
-          <w:rFonts w:ascii="Arial" w:hAnsi="Arial" w:cs="Arial"/>
-          <w:sz w:val="16"/>
-          <w:szCs w:val="16"/>
-        </w:rPr>
-        <w:t xml:space="preserve">. (Right) 3D </w:t>
-      </w:r>
-      <w:proofErr w:type="spellStart"/>
-      <w:r>
-        <w:rPr>
-          <w:rFonts w:ascii="Arial" w:hAnsi="Arial" w:cs="Arial"/>
-          <w:sz w:val="16"/>
-          <w:szCs w:val="16"/>
-        </w:rPr>
-        <w:t>DenseNet</w:t>
-      </w:r>
-      <w:proofErr w:type="spellEnd"/>
-      <w:r>
-        <w:rPr>
-          <w:rFonts w:ascii="Arial" w:hAnsi="Arial" w:cs="Arial"/>
-          <w:sz w:val="16"/>
-          <w:szCs w:val="16"/>
-        </w:rPr>
-        <w:t xml:space="preserve"> architecture </w:t>
-      </w:r>
-      <w:proofErr w:type="gramStart"/>
-      <w:r>
-        <w:rPr>
-          <w:rFonts w:ascii="Arial" w:hAnsi="Arial" w:cs="Arial"/>
-          <w:sz w:val="16"/>
-          <w:szCs w:val="16"/>
-        </w:rPr>
-        <w:t xml:space="preserve">was </w:t>
-      </w:r>
-      <w:r>
-        <w:rPr>
-          <w:rFonts w:ascii="Arial" w:hAnsi="Arial" w:cs="Arial"/>
-          <w:sz w:val="16"/>
-          <w:szCs w:val="16"/>
-        </w:rPr>
-        <w:t>defined</w:t>
-      </w:r>
-      <w:proofErr w:type="gramEnd"/>
-      <w:r>
-        <w:rPr>
-          <w:rFonts w:ascii="Arial" w:hAnsi="Arial" w:cs="Arial"/>
-          <w:sz w:val="16"/>
-          <w:szCs w:val="16"/>
-        </w:rPr>
-        <w:t xml:space="preserve"> as two layers, two convolution blocks in layer 0, three convolution blocks in layer 1, and eight initial filters.</w:t>
+        <w:t>defined as two layers, two convolution blocks in layer 0, three convolution blocks in layer 1, and eight initial filters.</w:t>
       </w:r>
       <w:r>
         <w:rPr>
@@ -17935,25 +16672,7 @@
           <w:sz w:val="16"/>
           <w:szCs w:val="16"/>
         </w:rPr>
-        <w:t xml:space="preserve"> Example of visualization of prediction on validation data during training. Top row: Image </w:t>
-      </w:r>
-      <w:proofErr w:type="gramStart"/>
-      <w:r>
-        <w:rPr>
-          <w:rFonts w:ascii="Arial" w:hAnsi="Arial" w:cs="Arial"/>
-          <w:sz w:val="16"/>
-          <w:szCs w:val="16"/>
-        </w:rPr>
-        <w:t>being fed</w:t>
-      </w:r>
-      <w:proofErr w:type="gramEnd"/>
-      <w:r>
-        <w:rPr>
-          <w:rFonts w:ascii="Arial" w:hAnsi="Arial" w:cs="Arial"/>
-          <w:sz w:val="16"/>
-          <w:szCs w:val="16"/>
-        </w:rPr>
-        <w:t xml:space="preserve"> into the model, masked by the liver segmentation. Middle row: Ground truth of disease contours. Bottom row: Prediction of disease contours, set with a threshold of 0.5 to the binary mask.</w:t>
+        <w:t xml:space="preserve"> Example of visualization of prediction on validation data during training. Top row: Image being fed into the model, masked by the liver segmentation. Middle row: Ground truth of disease contours. Bottom row: Prediction of disease contours, set with a threshold of 0.5 to the binary mask.</w:t>
       </w:r>
     </w:p>
     <w:p>
@@ -18222,25 +16941,7 @@
           <w:sz w:val="16"/>
           <w:szCs w:val="16"/>
         </w:rPr>
-        <w:t xml:space="preserve">Three cases where majority voting had a Likert </w:t>
-      </w:r>
-      <w:proofErr w:type="gramStart"/>
-      <w:r>
-        <w:rPr>
-          <w:rFonts w:ascii="Arial" w:hAnsi="Arial" w:cs="Arial"/>
-          <w:sz w:val="16"/>
-          <w:szCs w:val="16"/>
-        </w:rPr>
-        <w:t>Score</w:t>
-      </w:r>
-      <w:proofErr w:type="gramEnd"/>
-      <w:r>
-        <w:rPr>
-          <w:rFonts w:ascii="Arial" w:hAnsi="Arial" w:cs="Arial"/>
-          <w:sz w:val="16"/>
-          <w:szCs w:val="16"/>
-        </w:rPr>
-        <w:t xml:space="preserve"> less than 4. (Top) We believe that the top failed due to similarity in appearance to the gallbladder. (Middle, Bottom) Model over-segmented r</w:t>
+        <w:t>Three cases where majority voting had a Likert Score less than 4. (Top) We believe that the top failed due to similarity in appearance to the gallbladder. (Middle, Bottom) Model over-segmented r</w:t>
       </w:r>
       <w:r>
         <w:rPr>
@@ -19918,7 +18619,7 @@
 </file>
 
 <file path=customXml/itemProps1.xml><?xml version="1.0" encoding="utf-8"?>
-<ds:datastoreItem xmlns:ds="http://schemas.openxmlformats.org/officeDocument/2006/customXml" ds:itemID="{AEF968C5-2B07-4663-9C7F-F33C91C5ABE8}">
+<ds:datastoreItem xmlns:ds="http://schemas.openxmlformats.org/officeDocument/2006/customXml" ds:itemID="{C3BFACBC-8899-4FB5-B36D-1B427DA1B0FD}">
   <ds:schemaRefs>
     <ds:schemaRef ds:uri="http://schemas.openxmlformats.org/officeDocument/2006/bibliography"/>
   </ds:schemaRefs>

--- a/Paper/Liver_Disease_Paper/Iteration_0/Liver_Disease_Paper_Redone_All_Accepted.docx
+++ b/Paper/Liver_Disease_Paper/Iteration_0/Liver_Disease_Paper_Redone_All_Accepted.docx
@@ -63,28 +63,181 @@
       </w:r>
     </w:p>
     <w:p>
-      <w:r>
-        <w:t>Background:Colorectal cancer (CRC), the third most common cancer in the USA, is a leading cause of cancer-related death worldwide. Up to 60% of patients develop liver metastasis(CRLM). Treatments like radiation and ablation therapies require disease segmentation for planning and therapy delivery. For ablation, ablation-zone segmentation is required to evaluate disease coverage. We propose a fully convolutional(FC) model to segment CRLM and ablation-zones.</w:t>
+      <w:proofErr w:type="spellStart"/>
+      <w:r>
+        <w:t>Background</w:t>
+      </w:r>
+      <w:proofErr w:type="gramStart"/>
+      <w:r>
+        <w:t>:Colorectal</w:t>
+      </w:r>
+      <w:proofErr w:type="spellEnd"/>
+      <w:proofErr w:type="gramEnd"/>
+      <w:r>
+        <w:t xml:space="preserve"> cancer (CRC), the third most common cancer in the USA, is a leading cause of cancer-related death worldwide. Up to 60% of patients develop liver </w:t>
+      </w:r>
+      <w:proofErr w:type="gramStart"/>
+      <w:r>
+        <w:t>metastasis(</w:t>
+      </w:r>
+      <w:proofErr w:type="gramEnd"/>
+      <w:r>
+        <w:t xml:space="preserve">CRLM). Treatments like radiation and ablation therapies require disease segmentation for planning and therapy delivery. For ablation, ablation-zone segmentation is required to evaluate disease coverage. We propose a fully </w:t>
+      </w:r>
+      <w:proofErr w:type="gramStart"/>
+      <w:r>
+        <w:t>convolutional(</w:t>
+      </w:r>
+      <w:proofErr w:type="gramEnd"/>
+      <w:r>
+        <w:t>FC) model to segment CRLM and ablation-zones.</w:t>
       </w:r>
     </w:p>
     <w:p>
-      <w:r>
-        <w:t>Purpose:We hypothesize FC neural networks, trained using novel methods, will provide rapid and accurate identification and segmentation of CRLM and ablation-zones.</w:t>
+      <w:proofErr w:type="spellStart"/>
+      <w:r>
+        <w:t>Purpose</w:t>
+      </w:r>
+      <w:proofErr w:type="gramStart"/>
+      <w:r>
+        <w:t>:We</w:t>
+      </w:r>
+      <w:proofErr w:type="spellEnd"/>
+      <w:proofErr w:type="gramEnd"/>
+      <w:r>
+        <w:t xml:space="preserve"> hypothesize FC neural networks, trained using novel methods, will provide rapid and accurate identification and segmentation of CRLM and ablation-zones.</w:t>
       </w:r>
     </w:p>
     <w:p>
       <w:r>
-        <w:t xml:space="preserve">Materials and Methods: Four FC model styles were investigated: Standard-, Residual-, Dense-3D-UNet, and Hybrid-WNet. Models were trained on 92 patients from the Liver Tumor Segmentation(LiTS) challenge. For the evaluation, we acquired 15 patients from the 3D-IRCADb database, 18 patients from our institution(CRLM=24, ablation-zone=19), and submitted to the LiTS challenge(n=70). Qualitative evaluations of our institutional data were performed by two board certified radiologists(interventional, diagnostic), and a radiology-trained physician fellow, using a Likert scale 1-5. </w:t>
+        <w:t>Materials and Methods: Four FC model styles were investigated: Standard-, Residual-, Dense-3D-UNet, and Hybrid-</w:t>
+      </w:r>
+      <w:proofErr w:type="spellStart"/>
+      <w:r>
+        <w:t>WNet</w:t>
+      </w:r>
+      <w:proofErr w:type="spellEnd"/>
+      <w:r>
+        <w:t xml:space="preserve">. Models were trained on 92 patients from the Liver Tumor </w:t>
+      </w:r>
+      <w:proofErr w:type="gramStart"/>
+      <w:r>
+        <w:t>Segmentation(</w:t>
+      </w:r>
+      <w:proofErr w:type="spellStart"/>
+      <w:proofErr w:type="gramEnd"/>
+      <w:r>
+        <w:t>LiTS</w:t>
+      </w:r>
+      <w:proofErr w:type="spellEnd"/>
+      <w:r>
+        <w:t>) challenge. For the evaluation, we acqui</w:t>
+      </w:r>
+      <w:bookmarkStart w:id="0" w:name="_GoBack"/>
+      <w:bookmarkEnd w:id="0"/>
+      <w:r>
+        <w:t xml:space="preserve">red 15 patients from the 3D-IRCADb database, 18 patients from our </w:t>
+      </w:r>
+      <w:proofErr w:type="gramStart"/>
+      <w:r>
+        <w:t>institution(</w:t>
+      </w:r>
+      <w:proofErr w:type="gramEnd"/>
+      <w:r>
+        <w:t xml:space="preserve">CRLM=24, ablation-zone=19), and submitted to the </w:t>
+      </w:r>
+      <w:proofErr w:type="spellStart"/>
+      <w:r>
+        <w:t>LiTS</w:t>
+      </w:r>
+      <w:proofErr w:type="spellEnd"/>
+      <w:r>
+        <w:t xml:space="preserve"> challenge(n=70). Qualitative evaluations of our institutional data were performed by two board certified </w:t>
+      </w:r>
+      <w:proofErr w:type="gramStart"/>
+      <w:r>
+        <w:t>radiologists(</w:t>
+      </w:r>
+      <w:proofErr w:type="gramEnd"/>
+      <w:r>
+        <w:t xml:space="preserve">interventional, diagnostic), and a radiology-trained physician fellow, using a Likert scale 1-5. </w:t>
       </w:r>
     </w:p>
     <w:p>
       <w:r>
-        <w:t xml:space="preserve">Results: The most accurate model was the Hybrid-WNet. On a patient-by-patient basis in the 3D-IRCADb dataset, the median(min-max) Dice similarity coefficient(DSC) was 0.73(0.41-0.88), median surface distance was 1.75mm(0.57–7.63mm), and number of false-positives was 1(0-4). In the LiTS challenge(n=70), the global DSC was 0.810.  The model sensitivity was 98%(47/48) for sites ≥15mm in diameter. Qualitatively, 100%(24/24; minority vote) of the CRLM and 84%(16/19; majority vote) of the ablation-zones had Likert scores ≥4. </w:t>
+        <w:t>Results: The most accurate model was the Hybrid-</w:t>
+      </w:r>
+      <w:proofErr w:type="spellStart"/>
+      <w:r>
+        <w:t>WNet</w:t>
+      </w:r>
+      <w:proofErr w:type="spellEnd"/>
+      <w:r>
+        <w:t xml:space="preserve">. On a patient-by-patient basis in the 3D-IRCADb dataset, the </w:t>
+      </w:r>
+      <w:proofErr w:type="gramStart"/>
+      <w:r>
+        <w:t>median(</w:t>
+      </w:r>
+      <w:proofErr w:type="gramEnd"/>
+      <w:r>
+        <w:t xml:space="preserve">min-max) Dice similarity coefficient(DSC) was 0.73(0.41-0.88), median surface distance was 1.75mm(0.57–7.63mm), and number of false-positives was 1(0-4). In the </w:t>
+      </w:r>
+      <w:proofErr w:type="spellStart"/>
+      <w:r>
+        <w:t>LiTS</w:t>
+      </w:r>
+      <w:proofErr w:type="spellEnd"/>
+      <w:r>
+        <w:t xml:space="preserve"> </w:t>
+      </w:r>
+      <w:proofErr w:type="gramStart"/>
+      <w:r>
+        <w:t>challenge(</w:t>
+      </w:r>
+      <w:proofErr w:type="gramEnd"/>
+      <w:r>
+        <w:t xml:space="preserve">n=70), the global DSC was 0.810.  The model sensitivity was </w:t>
+      </w:r>
+      <w:proofErr w:type="gramStart"/>
+      <w:r>
+        <w:t>98%</w:t>
+      </w:r>
+      <w:proofErr w:type="gramEnd"/>
+      <w:r>
+        <w:t xml:space="preserve">(47/48) for sites ≥15mm in diameter. Qualitatively, </w:t>
+      </w:r>
+      <w:proofErr w:type="gramStart"/>
+      <w:r>
+        <w:t>100%</w:t>
+      </w:r>
+      <w:proofErr w:type="gramEnd"/>
+      <w:r>
+        <w:t xml:space="preserve">(24/24; minority vote) of the CRLM and 84%(16/19; majority vote) of the ablation-zones had Likert scores ≥4. </w:t>
       </w:r>
     </w:p>
     <w:p>
       <w:r>
-        <w:t>Conclusion: The Hybrid-WNet model provided fast(&lt;30 seconds) and accurate segmentations of CRLM and ablation-zones on contrast-enhanced CT scans, with positive physician reviews.</w:t>
+        <w:t>Conclusion: The Hybrid-</w:t>
+      </w:r>
+      <w:proofErr w:type="spellStart"/>
+      <w:r>
+        <w:t>WNet</w:t>
+      </w:r>
+      <w:proofErr w:type="spellEnd"/>
+      <w:r>
+        <w:t xml:space="preserve"> model provided </w:t>
+      </w:r>
+      <w:proofErr w:type="gramStart"/>
+      <w:r>
+        <w:t>fast(</w:t>
+      </w:r>
+      <w:proofErr w:type="gramEnd"/>
+      <w:r>
+        <w:t xml:space="preserve">&lt;30 seconds) and accurate segmentations of CRLM and ablation-zones on contrast-enhanced CT scans, </w:t>
+      </w:r>
+      <w:r>
+        <w:t>with positive physician reviews.</w:t>
       </w:r>
     </w:p>
     <w:p>
@@ -542,8 +695,13 @@
         <w:t xml:space="preserve"> such as th</w:t>
       </w:r>
       <w:r>
-        <w:t>e Liver Tumor segmentation (LiTS</w:t>
-      </w:r>
+        <w:t>e Liver Tumor segmentation (</w:t>
+      </w:r>
+      <w:proofErr w:type="spellStart"/>
+      <w:r>
+        <w:t>LiTS</w:t>
+      </w:r>
+      <w:proofErr w:type="spellEnd"/>
       <w:r>
         <w:t>) challenge</w:t>
       </w:r>
@@ -854,8 +1012,13 @@
       <w:r>
         <w:t xml:space="preserve">lable </w:t>
       </w:r>
-      <w:r>
-        <w:t>LiTS c</w:t>
+      <w:proofErr w:type="spellStart"/>
+      <w:r>
+        <w:t>LiTS</w:t>
+      </w:r>
+      <w:proofErr w:type="spellEnd"/>
+      <w:r>
+        <w:t xml:space="preserve"> c</w:t>
       </w:r>
       <w:r>
         <w:t>hallenge</w:t>
@@ -885,9 +1048,11 @@
       <w:r>
         <w:t xml:space="preserve">The </w:t>
       </w:r>
+      <w:proofErr w:type="spellStart"/>
       <w:r>
         <w:t>LiTS</w:t>
       </w:r>
+      <w:proofErr w:type="spellEnd"/>
       <w:r>
         <w:t xml:space="preserve"> dataset </w:t>
       </w:r>
@@ -918,9 +1083,11 @@
       <w:r>
         <w:t xml:space="preserve"> with primary liver </w:t>
       </w:r>
+      <w:proofErr w:type="spellStart"/>
       <w:r>
         <w:t>tumos</w:t>
       </w:r>
+      <w:proofErr w:type="spellEnd"/>
       <w:r>
         <w:t xml:space="preserve"> and secondary liver metastasis</w:t>
       </w:r>
@@ -1015,11 +1182,16 @@
         <w:t xml:space="preserve">our model </w:t>
       </w:r>
       <w:r>
-        <w:t>via submission to the LiT</w:t>
+        <w:t xml:space="preserve">via submission to the </w:t>
+      </w:r>
+      <w:proofErr w:type="spellStart"/>
+      <w:r>
+        <w:t>LiT</w:t>
       </w:r>
       <w:r>
         <w:t>S</w:t>
       </w:r>
+      <w:proofErr w:type="spellEnd"/>
       <w:r>
         <w:t xml:space="preserve"> challenge</w:t>
       </w:r>
@@ -1501,25 +1673,51 @@
         <w:t xml:space="preserve"> 3D</w:t>
       </w:r>
       <w:r>
-        <w:t xml:space="preserve"> UNet, Residual </w:t>
+        <w:t xml:space="preserve"> </w:t>
+      </w:r>
+      <w:proofErr w:type="spellStart"/>
+      <w:r>
+        <w:t>UNet</w:t>
+      </w:r>
+      <w:proofErr w:type="spellEnd"/>
+      <w:r>
+        <w:t xml:space="preserve">, Residual </w:t>
       </w:r>
       <w:r>
         <w:t xml:space="preserve">3D </w:t>
       </w:r>
-      <w:r>
-        <w:t>UNet, Dense</w:t>
+      <w:proofErr w:type="spellStart"/>
+      <w:r>
+        <w:t>UNet</w:t>
+      </w:r>
+      <w:proofErr w:type="spellEnd"/>
+      <w:r>
+        <w:t>, Dense</w:t>
       </w:r>
       <w:r>
         <w:t xml:space="preserve"> 3D</w:t>
       </w:r>
       <w:r>
-        <w:t xml:space="preserve"> UNet</w:t>
-      </w:r>
+        <w:t xml:space="preserve"> </w:t>
+      </w:r>
+      <w:proofErr w:type="spellStart"/>
+      <w:r>
+        <w:t>UNet</w:t>
+      </w:r>
+      <w:proofErr w:type="spellEnd"/>
       <w:r>
         <w:t xml:space="preserve">, and </w:t>
       </w:r>
       <w:r>
-        <w:t xml:space="preserve">Hybrid-WNet (a </w:t>
+        <w:t>Hybrid-</w:t>
+      </w:r>
+      <w:proofErr w:type="spellStart"/>
+      <w:r>
+        <w:t>WNet</w:t>
+      </w:r>
+      <w:proofErr w:type="spellEnd"/>
+      <w:r>
+        <w:t xml:space="preserve"> (a </w:t>
       </w:r>
       <w:r>
         <w:t xml:space="preserve">hybrid pre-trained </w:t>
@@ -1528,8 +1726,21 @@
         <w:t xml:space="preserve">Standard </w:t>
       </w:r>
       <w:r>
-        <w:t>2D UNet combined with a 3D DenseUNet</w:t>
-      </w:r>
+        <w:t xml:space="preserve">2D </w:t>
+      </w:r>
+      <w:proofErr w:type="spellStart"/>
+      <w:r>
+        <w:t>UNet</w:t>
+      </w:r>
+      <w:proofErr w:type="spellEnd"/>
+      <w:r>
+        <w:t xml:space="preserve"> combined with a 3D </w:t>
+      </w:r>
+      <w:proofErr w:type="spellStart"/>
+      <w:r>
+        <w:t>DenseUNet</w:t>
+      </w:r>
+      <w:proofErr w:type="spellEnd"/>
       <w:r>
         <w:t>)</w:t>
       </w:r>
@@ -1543,19 +1754,43 @@
         <w:t>5</w:t>
       </w:r>
       <w:r>
-        <w:t xml:space="preserve">sidual, and Dense 3D UNets (Figure </w:t>
+        <w:t xml:space="preserve">sidual, and Dense 3D </w:t>
+      </w:r>
+      <w:proofErr w:type="spellStart"/>
+      <w:r>
+        <w:t>UNets</w:t>
+      </w:r>
+      <w:proofErr w:type="spellEnd"/>
+      <w:r>
+        <w:t xml:space="preserve"> (Figure </w:t>
       </w:r>
       <w:r>
         <w:t>2</w:t>
       </w:r>
       <w:r>
-        <w:t>A). The differences in the convolutions and connections in the Standard, Residual, and Dense 3D UNe</w:t>
-      </w:r>
-      <w:r>
-        <w:t>ts are represented in Figure 2</w:t>
-      </w:r>
-      <w:r>
-        <w:t xml:space="preserve">B. A representative diagram of the Hybrid-WNet architecture is shown in Figure </w:t>
+        <w:t xml:space="preserve">A). The differences in the convolutions and connections in the Standard, Residual, and Dense 3D </w:t>
+      </w:r>
+      <w:proofErr w:type="spellStart"/>
+      <w:r>
+        <w:t>UNe</w:t>
+      </w:r>
+      <w:r>
+        <w:t>ts</w:t>
+      </w:r>
+      <w:proofErr w:type="spellEnd"/>
+      <w:r>
+        <w:t xml:space="preserve"> are represented in Figure 2</w:t>
+      </w:r>
+      <w:r>
+        <w:t>B. A representative diagram of the Hybrid-</w:t>
+      </w:r>
+      <w:proofErr w:type="spellStart"/>
+      <w:r>
+        <w:t>WNet</w:t>
+      </w:r>
+      <w:proofErr w:type="spellEnd"/>
+      <w:r>
+        <w:t xml:space="preserve"> architecture is shown in Figure </w:t>
       </w:r>
       <w:r>
         <w:t>3</w:t>
@@ -1578,13 +1813,23 @@
       <w:r>
         <w:t xml:space="preserve"> </w:t>
       </w:r>
+      <w:proofErr w:type="spellStart"/>
       <w:r>
         <w:t>UNet</w:t>
       </w:r>
+      <w:proofErr w:type="spellEnd"/>
     </w:p>
     <w:p>
       <w:r>
-        <w:t>We first investigated the Standard 3D UNet, in which concatenations or additions were used to combine equal-sized feature maps from the encoder to the decoder side.</w:t>
+        <w:t xml:space="preserve">We first investigated the Standard 3D </w:t>
+      </w:r>
+      <w:proofErr w:type="spellStart"/>
+      <w:r>
+        <w:t>UNet</w:t>
+      </w:r>
+      <w:proofErr w:type="spellEnd"/>
+      <w:r>
+        <w:t>, in which concatenations or additions were used to combine equal-sized feature maps from the encoder to the decoder side.</w:t>
       </w:r>
     </w:p>
     <w:p>
@@ -1681,8 +1926,13 @@
         <w:t xml:space="preserve"> 3D</w:t>
       </w:r>
       <w:r>
-        <w:t xml:space="preserve"> UNet</w:t>
-      </w:r>
+        <w:t xml:space="preserve"> </w:t>
+      </w:r>
+      <w:proofErr w:type="spellStart"/>
+      <w:r>
+        <w:t>UNet</w:t>
+      </w:r>
+      <w:proofErr w:type="spellEnd"/>
     </w:p>
     <w:p>
       <w:r>
@@ -1694,8 +1944,13 @@
       <w:r>
         <w:t xml:space="preserve">3D </w:t>
       </w:r>
-      <w:r>
-        <w:t>UNet was expanded to include</w:t>
+      <w:proofErr w:type="spellStart"/>
+      <w:r>
+        <w:t>UNet</w:t>
+      </w:r>
+      <w:proofErr w:type="spellEnd"/>
+      <w:r>
+        <w:t xml:space="preserve"> was expanded to include</w:t>
       </w:r>
       <w:r>
         <w:t xml:space="preserve"> residual connections for each convolution block in </w:t>
@@ -1707,7 +1962,15 @@
         <w:t>layer</w:t>
       </w:r>
       <w:r>
-        <w:t>, with motivation from the ‘ResNet’ architecture</w:t>
+        <w:t>, with motivation from the ‘</w:t>
+      </w:r>
+      <w:proofErr w:type="spellStart"/>
+      <w:r>
+        <w:t>ResNet</w:t>
+      </w:r>
+      <w:proofErr w:type="spellEnd"/>
+      <w:r>
+        <w:t>’ architecture</w:t>
       </w:r>
       <w:r>
         <w:fldChar w:fldCharType="begin" w:fldLock="1"/>
@@ -1851,8 +2114,13 @@
         <w:t xml:space="preserve"> 3D</w:t>
       </w:r>
       <w:r>
-        <w:t xml:space="preserve"> UNet</w:t>
-      </w:r>
+        <w:t xml:space="preserve"> </w:t>
+      </w:r>
+      <w:proofErr w:type="spellStart"/>
+      <w:r>
+        <w:t>UNet</w:t>
+      </w:r>
+      <w:proofErr w:type="spellEnd"/>
     </w:p>
     <w:p>
       <w:r>
@@ -1874,7 +2142,15 @@
         <w:t>ss from previous convolutions can be</w:t>
       </w:r>
       <w:r>
-        <w:t xml:space="preserve"> realized with the DenseNet architecture</w:t>
+        <w:t xml:space="preserve"> realized with the </w:t>
+      </w:r>
+      <w:proofErr w:type="spellStart"/>
+      <w:r>
+        <w:t>DenseNet</w:t>
+      </w:r>
+      <w:proofErr w:type="spellEnd"/>
+      <w:r>
+        <w:t xml:space="preserve"> architecture</w:t>
       </w:r>
       <w:r>
         <w:fldChar w:fldCharType="begin" w:fldLock="1"/>
@@ -2061,13 +2337,23 @@
       <w:r>
         <w:t>-</w:t>
       </w:r>
+      <w:proofErr w:type="spellStart"/>
       <w:r>
         <w:t>WNet</w:t>
       </w:r>
+      <w:proofErr w:type="spellEnd"/>
     </w:p>
     <w:p>
       <w:r>
-        <w:t xml:space="preserve">Our Hybrid-WNet </w:t>
+        <w:t>Our Hybrid-</w:t>
+      </w:r>
+      <w:proofErr w:type="spellStart"/>
+      <w:r>
+        <w:t>WNet</w:t>
+      </w:r>
+      <w:proofErr w:type="spellEnd"/>
+      <w:r>
+        <w:t xml:space="preserve"> </w:t>
       </w:r>
       <w:r>
         <w:t>architectu</w:t>
@@ -2148,14 +2434,24 @@
         <w:t xml:space="preserve">3D convolutional neural network. </w:t>
       </w:r>
       <w:r>
-        <w:t xml:space="preserve">Our model builds on the DenseNet 121 architecture implemented </w:t>
+        <w:t xml:space="preserve">Our model builds on the </w:t>
+      </w:r>
+      <w:proofErr w:type="spellStart"/>
+      <w:r>
+        <w:t>DenseNet</w:t>
+      </w:r>
+      <w:proofErr w:type="spellEnd"/>
+      <w:r>
+        <w:t xml:space="preserve"> 121 architecture implemented </w:t>
       </w:r>
       <w:r>
         <w:t xml:space="preserve">in </w:t>
       </w:r>
+      <w:proofErr w:type="spellStart"/>
       <w:r>
         <w:t>Tensorflow</w:t>
       </w:r>
+      <w:proofErr w:type="spellEnd"/>
       <w:r>
         <w:t xml:space="preserve"> software</w:t>
       </w:r>
@@ -2185,13 +2481,37 @@
         <w:t>d</w:t>
       </w:r>
       <w:r>
-        <w:t xml:space="preserve"> a UNet of the DenseNet 121</w:t>
+        <w:t xml:space="preserve"> a </w:t>
+      </w:r>
+      <w:proofErr w:type="spellStart"/>
+      <w:r>
+        <w:t>UNet</w:t>
+      </w:r>
+      <w:proofErr w:type="spellEnd"/>
+      <w:r>
+        <w:t xml:space="preserve"> of the </w:t>
+      </w:r>
+      <w:proofErr w:type="spellStart"/>
+      <w:r>
+        <w:t>DenseNet</w:t>
+      </w:r>
+      <w:proofErr w:type="spellEnd"/>
+      <w:r>
+        <w:t xml:space="preserve"> 121</w:t>
       </w:r>
       <w:r>
         <w:t xml:space="preserve"> and performed</w:t>
       </w:r>
       <w:r>
-        <w:t xml:space="preserve"> bilinear upsampling, followed by a convolution and</w:t>
+        <w:t xml:space="preserve"> bilinear </w:t>
+      </w:r>
+      <w:proofErr w:type="spellStart"/>
+      <w:r>
+        <w:t>upsampling</w:t>
+      </w:r>
+      <w:proofErr w:type="spellEnd"/>
+      <w:r>
+        <w:t>, followed by a convolution and</w:t>
       </w:r>
       <w:r>
         <w:t xml:space="preserve"> the</w:t>
@@ -2209,7 +2529,23 @@
         <w:t>).</w:t>
       </w:r>
       <w:r>
-        <w:t xml:space="preserve"> We coined the term Hybrid-WNet on the basis of the hybrid approach of combing 2D and 3D features, along with W-shaped appearance of two UNets beside each other (Figure </w:t>
+        <w:t xml:space="preserve"> We coined the term Hybrid-</w:t>
+      </w:r>
+      <w:proofErr w:type="spellStart"/>
+      <w:r>
+        <w:t>WNet</w:t>
+      </w:r>
+      <w:proofErr w:type="spellEnd"/>
+      <w:r>
+        <w:t xml:space="preserve"> on the basis of the hybrid approach of combing 2D and 3D features, along with W-shaped appearance of two </w:t>
+      </w:r>
+      <w:proofErr w:type="spellStart"/>
+      <w:r>
+        <w:t>UNets</w:t>
+      </w:r>
+      <w:proofErr w:type="spellEnd"/>
+      <w:r>
+        <w:t xml:space="preserve"> beside each other (Figure </w:t>
       </w:r>
       <w:r>
         <w:t>3</w:t>
@@ -2232,7 +2568,15 @@
         <w:t>d</w:t>
       </w:r>
       <w:r>
-        <w:t xml:space="preserve"> connections from the encoding to the de-coding side of the DenseNet 121 network via additi</w:t>
+        <w:t xml:space="preserve"> connections from the encoding to the de-coding side of the </w:t>
+      </w:r>
+      <w:proofErr w:type="spellStart"/>
+      <w:r>
+        <w:t>DenseNet</w:t>
+      </w:r>
+      <w:proofErr w:type="spellEnd"/>
+      <w:r>
+        <w:t xml:space="preserve"> 121 network via additi</w:t>
       </w:r>
       <w:r>
         <w:t xml:space="preserve">ons, ensuring </w:t>
@@ -2253,8 +2597,13 @@
         <w:t>as a result of</w:t>
       </w:r>
       <w:r>
-        <w:t xml:space="preserve"> pooling and upsampling</w:t>
-      </w:r>
+        <w:t xml:space="preserve"> pooling and </w:t>
+      </w:r>
+      <w:proofErr w:type="spellStart"/>
+      <w:r>
+        <w:t>upsampling</w:t>
+      </w:r>
+      <w:proofErr w:type="spellEnd"/>
       <w:r>
         <w:t>. Second, in architecture</w:t>
       </w:r>
@@ -2277,7 +2626,15 @@
         <w:t xml:space="preserve"> the training process </w:t>
       </w:r>
       <w:r>
-        <w:t>into four steps: 1) training only the new decoding side of the DenseNet 121, 2) training the entire DenseNet121, 3) training only the 3D network with the extracted 2D features, and 4) entire end-to-end training</w:t>
+        <w:t xml:space="preserve">into four steps: 1) training only the new decoding side of the </w:t>
+      </w:r>
+      <w:proofErr w:type="spellStart"/>
+      <w:r>
+        <w:t>DenseNet</w:t>
+      </w:r>
+      <w:proofErr w:type="spellEnd"/>
+      <w:r>
+        <w:t xml:space="preserve"> 121, 2) training the entire DenseNet121, 3) training only the 3D network with the extracted 2D features, and 4) entire end-to-end training</w:t>
       </w:r>
       <w:r>
         <w:t xml:space="preserve">. </w:t>
@@ -2312,14 +2669,32 @@
       <w:r>
         <w:t>“</w:t>
       </w:r>
+      <w:proofErr w:type="spellStart"/>
       <w:r>
         <w:t>untraining</w:t>
       </w:r>
+      <w:proofErr w:type="spellEnd"/>
       <w:r>
         <w:t>”</w:t>
       </w:r>
       <w:r>
-        <w:t xml:space="preserve"> pretrained layers or feature extractors. Third, our 3D DenseNet contain</w:t>
+        <w:t xml:space="preserve"> </w:t>
+      </w:r>
+      <w:proofErr w:type="spellStart"/>
+      <w:r>
+        <w:t>pretrained</w:t>
+      </w:r>
+      <w:proofErr w:type="spellEnd"/>
+      <w:r>
+        <w:t xml:space="preserve"> layers or feature extractors. Third, our 3D </w:t>
+      </w:r>
+      <w:proofErr w:type="spellStart"/>
+      <w:r>
+        <w:t>DenseNet</w:t>
+      </w:r>
+      <w:proofErr w:type="spellEnd"/>
+      <w:r>
+        <w:t xml:space="preserve"> contain</w:t>
       </w:r>
       <w:r>
         <w:t>ed</w:t>
@@ -2382,7 +2757,15 @@
         <w:fldChar w:fldCharType="end"/>
       </w:r>
       <w:r>
-        <w:t xml:space="preserve">. All model creation, training, optimization, and evaluation was performed using Tensorflow </w:t>
+        <w:t xml:space="preserve">. All model creation, training, optimization, and evaluation was performed using </w:t>
+      </w:r>
+      <w:proofErr w:type="spellStart"/>
+      <w:r>
+        <w:t>Tensorflow</w:t>
+      </w:r>
+      <w:proofErr w:type="spellEnd"/>
+      <w:r>
+        <w:t xml:space="preserve"> </w:t>
       </w:r>
       <w:r>
         <w:t xml:space="preserve">software </w:t>
@@ -2508,7 +2891,15 @@
         <w:t xml:space="preserve"> the</w:t>
       </w:r>
       <w:r>
-        <w:t xml:space="preserve"> (B)atch varied from 8,</w:t>
+        <w:t xml:space="preserve"> (B)</w:t>
+      </w:r>
+      <w:proofErr w:type="spellStart"/>
+      <w:r>
+        <w:t>atch</w:t>
+      </w:r>
+      <w:proofErr w:type="spellEnd"/>
+      <w:r>
+        <w:t xml:space="preserve"> varied from 8,</w:t>
       </w:r>
       <w:r>
         <w:t xml:space="preserve"> to</w:t>
@@ -2544,7 +2935,15 @@
         <w:t xml:space="preserve">the </w:t>
       </w:r>
       <w:r>
-        <w:t xml:space="preserve">(W)idth </w:t>
+        <w:t>(W)</w:t>
+      </w:r>
+      <w:proofErr w:type="spellStart"/>
+      <w:r>
+        <w:t>idth</w:t>
+      </w:r>
+      <w:proofErr w:type="spellEnd"/>
+      <w:r>
+        <w:t xml:space="preserve"> </w:t>
       </w:r>
       <w:r>
         <w:t>wa</w:t>
@@ -2556,7 +2955,15 @@
         <w:t xml:space="preserve">the </w:t>
       </w:r>
       <w:r>
-        <w:t xml:space="preserve">(C)hannels </w:t>
+        <w:t>(C)</w:t>
+      </w:r>
+      <w:proofErr w:type="spellStart"/>
+      <w:r>
+        <w:t>hannels</w:t>
+      </w:r>
+      <w:proofErr w:type="spellEnd"/>
+      <w:r>
+        <w:t xml:space="preserve"> </w:t>
       </w:r>
       <w:r>
         <w:t>wa</w:t>
@@ -2585,8 +2992,13 @@
         <w:t xml:space="preserve"> the</w:t>
       </w:r>
       <w:r>
-        <w:t xml:space="preserve"> DenseNet121 UNet</w:t>
-      </w:r>
+        <w:t xml:space="preserve"> DenseNet121 </w:t>
+      </w:r>
+      <w:proofErr w:type="spellStart"/>
+      <w:r>
+        <w:t>UNet</w:t>
+      </w:r>
+      <w:proofErr w:type="spellEnd"/>
     </w:p>
     <w:p>
       <w:r>
@@ -2595,8 +3007,13 @@
       <w:r>
         <w:t>ybrid-</w:t>
       </w:r>
-      <w:r>
-        <w:t xml:space="preserve">WNet, 3D cubes </w:t>
+      <w:proofErr w:type="spellStart"/>
+      <w:r>
+        <w:t>WNet</w:t>
+      </w:r>
+      <w:proofErr w:type="spellEnd"/>
+      <w:r>
+        <w:t xml:space="preserve">, 3D cubes </w:t>
       </w:r>
       <w:r>
         <w:t xml:space="preserve">were </w:t>
@@ -2649,8 +3066,13 @@
         <w:t xml:space="preserve">the </w:t>
       </w:r>
       <w:r>
-        <w:t>Combined 2D-3D WNet</w:t>
-      </w:r>
+        <w:t xml:space="preserve">Combined 2D-3D </w:t>
+      </w:r>
+      <w:proofErr w:type="spellStart"/>
+      <w:r>
+        <w:t>WNet</w:t>
+      </w:r>
+      <w:proofErr w:type="spellEnd"/>
     </w:p>
     <w:p>
       <w:r>
@@ -2707,12 +3129,14 @@
       <w:r>
         <w:t xml:space="preserve">be </w:t>
       </w:r>
+      <w:proofErr w:type="spellStart"/>
       <w:r>
         <w:t>fine tune</w:t>
       </w:r>
       <w:r>
         <w:t>d</w:t>
       </w:r>
+      <w:proofErr w:type="spellEnd"/>
       <w:r>
         <w:t>.</w:t>
       </w:r>
@@ -2788,11 +3212,16 @@
       <w:r>
         <w:t xml:space="preserve"> </w:t>
       </w:r>
+      <w:proofErr w:type="spellStart"/>
       <w:r>
         <w:t>w</w:t>
       </w:r>
       <w:r>
-        <w:t>s used</w:t>
+        <w:t>s</w:t>
+      </w:r>
+      <w:proofErr w:type="spellEnd"/>
+      <w:r>
+        <w:t xml:space="preserve"> used</w:t>
       </w:r>
       <w:r>
         <w:t xml:space="preserve"> (</w:t>
@@ -2839,7 +3268,15 @@
         <w:t>The minimum and maximum learning rates were defined using an in-house function</w:t>
       </w:r>
       <w:r>
-        <w:t xml:space="preserve"> (Githb link: anonymized for review)</w:t>
+        <w:t xml:space="preserve"> (</w:t>
+      </w:r>
+      <w:proofErr w:type="spellStart"/>
+      <w:r>
+        <w:t>Githb</w:t>
+      </w:r>
+      <w:proofErr w:type="spellEnd"/>
+      <w:r>
+        <w:t xml:space="preserve"> link: anonymized for review)</w:t>
       </w:r>
       <w:r>
         <w:t xml:space="preserve">. </w:t>
@@ -2941,8 +3378,6 @@
       <w:r>
         <w:t xml:space="preserve">random </w:t>
       </w:r>
-      <w:bookmarkStart w:id="0" w:name="_GoBack"/>
-      <w:bookmarkEnd w:id="0"/>
       <w:r>
         <w:t xml:space="preserve">variable </w:t>
       </w:r>
@@ -2977,8 +3412,29 @@
         <w:t>for 101</w:t>
       </w:r>
       <w:r>
-        <w:t xml:space="preserve"> epochs. Plotnine and Tensorflow’s Tensorboard</w:t>
-      </w:r>
+        <w:t xml:space="preserve"> epochs. </w:t>
+      </w:r>
+      <w:proofErr w:type="spellStart"/>
+      <w:r>
+        <w:t>Plotnine</w:t>
+      </w:r>
+      <w:proofErr w:type="spellEnd"/>
+      <w:r>
+        <w:t xml:space="preserve"> and </w:t>
+      </w:r>
+      <w:proofErr w:type="spellStart"/>
+      <w:r>
+        <w:t>Tensorflow’s</w:t>
+      </w:r>
+      <w:proofErr w:type="spellEnd"/>
+      <w:r>
+        <w:t xml:space="preserve"> </w:t>
+      </w:r>
+      <w:proofErr w:type="spellStart"/>
+      <w:r>
+        <w:t>Tensorboard</w:t>
+      </w:r>
+      <w:proofErr w:type="spellEnd"/>
       <w:r>
         <w:t xml:space="preserve"> (</w:t>
       </w:r>
@@ -2994,7 +3450,15 @@
         <w:t xml:space="preserve">) </w:t>
       </w:r>
       <w:r>
-        <w:t xml:space="preserve">with hyperparameter tuning </w:t>
+        <w:t xml:space="preserve">with </w:t>
+      </w:r>
+      <w:proofErr w:type="spellStart"/>
+      <w:r>
+        <w:t>hyperparameter</w:t>
+      </w:r>
+      <w:proofErr w:type="spellEnd"/>
+      <w:r>
+        <w:t xml:space="preserve"> tuning </w:t>
       </w:r>
       <w:r>
         <w:t xml:space="preserve">was </w:t>
@@ -3029,7 +3493,23 @@
         <w:t>4</w:t>
       </w:r>
       <w:r>
-        <w:t>). This method has been implemented as a Tensorflow callback function (Githb link: anonymized for review).</w:t>
+        <w:t xml:space="preserve">). This method has been implemented as a </w:t>
+      </w:r>
+      <w:proofErr w:type="spellStart"/>
+      <w:r>
+        <w:t>Tensorflow</w:t>
+      </w:r>
+      <w:proofErr w:type="spellEnd"/>
+      <w:r>
+        <w:t xml:space="preserve"> callback function (</w:t>
+      </w:r>
+      <w:proofErr w:type="spellStart"/>
+      <w:r>
+        <w:t>Githb</w:t>
+      </w:r>
+      <w:proofErr w:type="spellEnd"/>
+      <w:r>
+        <w:t xml:space="preserve"> link: anonymized for review).</w:t>
       </w:r>
     </w:p>
     <w:p>
@@ -3302,7 +3782,15 @@
         <w:t xml:space="preserve">this metric </w:t>
       </w:r>
       <w:r>
-        <w:t>comes from the LiTs challenge</w:t>
+        <w:t xml:space="preserve">comes from the </w:t>
+      </w:r>
+      <w:proofErr w:type="spellStart"/>
+      <w:r>
+        <w:t>LiTs</w:t>
+      </w:r>
+      <w:proofErr w:type="spellEnd"/>
+      <w:r>
+        <w:t xml:space="preserve"> challenge</w:t>
       </w:r>
       <w:r>
         <w:fldChar w:fldCharType="begin" w:fldLock="1"/>
@@ -3664,7 +4152,31 @@
         <w:t>al style were</w:t>
       </w:r>
       <w:r>
-        <w:t>, Standard UNet: 0.041, Residual UNet: 0.024, DenseUNet: 0.016, DenseNet2D (Encoder frozen): 0.022, DenseNet2D (All trainable): 0.013, DenseNet3D (2D frozen): 0.011, DenseNet3D (All trainable): 0.0092.</w:t>
+        <w:t xml:space="preserve">, Standard </w:t>
+      </w:r>
+      <w:proofErr w:type="spellStart"/>
+      <w:r>
+        <w:t>UNet</w:t>
+      </w:r>
+      <w:proofErr w:type="spellEnd"/>
+      <w:r>
+        <w:t xml:space="preserve">: 0.041, Residual </w:t>
+      </w:r>
+      <w:proofErr w:type="spellStart"/>
+      <w:r>
+        <w:t>UNet</w:t>
+      </w:r>
+      <w:proofErr w:type="spellEnd"/>
+      <w:r>
+        <w:t xml:space="preserve">: 0.024, </w:t>
+      </w:r>
+      <w:proofErr w:type="spellStart"/>
+      <w:r>
+        <w:t>DenseUNet</w:t>
+      </w:r>
+      <w:proofErr w:type="spellEnd"/>
+      <w:r>
+        <w:t>: 0.016, DenseNet2D (Encoder frozen): 0.022, DenseNet2D (All trainable): 0.013, DenseNet3D (2D frozen): 0.011, DenseNet3D (All trainable): 0.0092.</w:t>
       </w:r>
     </w:p>
     <w:p>
@@ -3697,11 +4209,16 @@
       <w:r>
         <w:t>ybrid-</w:t>
       </w:r>
+      <w:proofErr w:type="spellStart"/>
       <w:r>
         <w:t>W</w:t>
       </w:r>
       <w:r>
-        <w:t>Net model</w:t>
+        <w:t>Net</w:t>
+      </w:r>
+      <w:proofErr w:type="spellEnd"/>
+      <w:r>
+        <w:t xml:space="preserve"> model</w:t>
       </w:r>
       <w:r>
         <w:t>:</w:t>
@@ -3710,7 +4227,15 @@
         <w:t xml:space="preserve"> </w:t>
       </w:r>
       <w:r>
-        <w:t>the 3D UNet contain</w:t>
+        <w:t xml:space="preserve">the 3D </w:t>
+      </w:r>
+      <w:proofErr w:type="spellStart"/>
+      <w:r>
+        <w:t>UNet</w:t>
+      </w:r>
+      <w:proofErr w:type="spellEnd"/>
+      <w:r>
+        <w:t xml:space="preserve"> contain</w:t>
       </w:r>
       <w:r>
         <w:t>ed</w:t>
@@ -3816,8 +4341,13 @@
       <w:r>
         <w:t xml:space="preserve"> </w:t>
       </w:r>
-      <w:r>
-        <w:t>LiTs test set (n</w:t>
+      <w:proofErr w:type="spellStart"/>
+      <w:r>
+        <w:t>LiTs</w:t>
+      </w:r>
+      <w:proofErr w:type="spellEnd"/>
+      <w:r>
+        <w:t xml:space="preserve"> test set (n</w:t>
       </w:r>
       <w:r>
         <w:t xml:space="preserve"> </w:t>
@@ -4932,11 +5462,16 @@
       <w:r>
         <w:t xml:space="preserve"> </w:t>
       </w:r>
+      <w:proofErr w:type="gramStart"/>
       <w:r>
         <w:t>84</w:t>
       </w:r>
       <w:r>
-        <w:t>%(</w:t>
+        <w:t>%</w:t>
+      </w:r>
+      <w:proofErr w:type="gramEnd"/>
+      <w:r>
+        <w:t>(</w:t>
       </w:r>
       <w:r>
         <w:t>16</w:t>
@@ -5050,10 +5585,18 @@
         <w:t xml:space="preserve">In this study, we proposed a </w:t>
       </w:r>
       <w:r>
-        <w:t>Hybrid-W</w:t>
-      </w:r>
-      <w:r>
-        <w:t>Net model architecture for the segmentation of the disease sites and ablation area</w:t>
+        <w:t>Hybrid-</w:t>
+      </w:r>
+      <w:proofErr w:type="spellStart"/>
+      <w:r>
+        <w:t>W</w:t>
+      </w:r>
+      <w:r>
+        <w:t>Net</w:t>
+      </w:r>
+      <w:proofErr w:type="spellEnd"/>
+      <w:r>
+        <w:t xml:space="preserve"> model architecture for the segmentation of the disease sites and ablation area</w:t>
       </w:r>
       <w:r>
         <w:t>s</w:t>
@@ -5194,10 +5737,26 @@
         <w:t>has been</w:t>
       </w:r>
       <w:r>
-        <w:t xml:space="preserve"> implemented in a treatment planning system (RayStation 9B</w:t>
-      </w:r>
-      <w:r>
-        <w:t>, RaySearch Laboratories, Sweden</w:t>
+        <w:t xml:space="preserve"> implemented in a treatment planning system (</w:t>
+      </w:r>
+      <w:proofErr w:type="spellStart"/>
+      <w:r>
+        <w:t>RayStation</w:t>
+      </w:r>
+      <w:proofErr w:type="spellEnd"/>
+      <w:r>
+        <w:t xml:space="preserve"> 9B</w:t>
+      </w:r>
+      <w:r>
+        <w:t xml:space="preserve">, </w:t>
+      </w:r>
+      <w:proofErr w:type="spellStart"/>
+      <w:r>
+        <w:t>RaySearch</w:t>
+      </w:r>
+      <w:proofErr w:type="spellEnd"/>
+      <w:r>
+        <w:t xml:space="preserve"> Laboratories, Sweden</w:t>
       </w:r>
       <w:r>
         <w:t>)</w:t>
@@ -5275,13 +5834,21 @@
         <w:t xml:space="preserve">the </w:t>
       </w:r>
       <w:r>
-        <w:t>Hybrid-W</w:t>
+        <w:t>Hybrid-</w:t>
+      </w:r>
+      <w:proofErr w:type="spellStart"/>
+      <w:r>
+        <w:t>W</w:t>
       </w:r>
       <w:r>
         <w:t>N</w:t>
       </w:r>
       <w:r>
-        <w:t>et model architecture an</w:t>
+        <w:t>et</w:t>
+      </w:r>
+      <w:proofErr w:type="spellEnd"/>
+      <w:r>
+        <w:t xml:space="preserve"> model architecture an</w:t>
       </w:r>
       <w:r>
         <w:t>d the training of the model</w:t>
@@ -5364,8 +5931,13 @@
         <w:t xml:space="preserve">The proposed </w:t>
       </w:r>
       <w:r>
-        <w:t>Hybrid-WNet</w:t>
-      </w:r>
+        <w:t>Hybrid-</w:t>
+      </w:r>
+      <w:proofErr w:type="spellStart"/>
+      <w:r>
+        <w:t>WNet</w:t>
+      </w:r>
+      <w:proofErr w:type="spellEnd"/>
       <w:r>
         <w:t xml:space="preserve"> </w:t>
       </w:r>
@@ -5419,8 +5991,13 @@
         <w:t>decoding</w:t>
       </w:r>
       <w:r>
-        <w:t xml:space="preserve"> of the 3D DenseNet</w:t>
-      </w:r>
+        <w:t xml:space="preserve"> of the 3D </w:t>
+      </w:r>
+      <w:proofErr w:type="spellStart"/>
+      <w:r>
+        <w:t>DenseNet</w:t>
+      </w:r>
+      <w:proofErr w:type="spellEnd"/>
       <w:r>
         <w:t>. Previous</w:t>
       </w:r>
@@ -5482,9 +6059,11 @@
       <w:r>
         <w:t xml:space="preserve"> (</w:t>
       </w:r>
+      <w:proofErr w:type="spellStart"/>
       <w:r>
         <w:t>Github</w:t>
       </w:r>
+      <w:proofErr w:type="spellEnd"/>
       <w:r>
         <w:t>: redacted for anonymization</w:t>
       </w:r>
@@ -5682,9 +6261,11 @@
       <w:r>
         <w:t xml:space="preserve"> </w:t>
       </w:r>
+      <w:proofErr w:type="spellStart"/>
       <w:r>
         <w:t>Vorontsov</w:t>
       </w:r>
+      <w:proofErr w:type="spellEnd"/>
       <w:r>
         <w:t xml:space="preserve"> et al</w:t>
       </w:r>
@@ -5933,7 +6514,15 @@
         <w:t>, where disagreement about the boundary of the ablation zone and the time needed for correction resulted in a range of scores from the reviewers.</w:t>
       </w:r>
       <w:r>
-        <w:t xml:space="preserve"> We believe that suboptimal imaging quality during porto-venous CT acquisition phase might have negatively impacted ablation zone boundary identification in such patients. Optimizing imaging acquisition protocol intra-procedurally during ablation interventions might overcome such limitation.</w:t>
+        <w:t xml:space="preserve"> We believe that suboptimal imaging quality during </w:t>
+      </w:r>
+      <w:proofErr w:type="spellStart"/>
+      <w:r>
+        <w:t>porto</w:t>
+      </w:r>
+      <w:proofErr w:type="spellEnd"/>
+      <w:r>
+        <w:t>-venous CT acquisition phase might have negatively impacted ablation zone boundary identification in such patients. Optimizing imaging acquisition protocol intra-procedurally during ablation interventions might overcome such limitation.</w:t>
       </w:r>
     </w:p>
     <w:p>
@@ -6023,10 +6612,18 @@
         <w:t xml:space="preserve">The proposed </w:t>
       </w:r>
       <w:r>
-        <w:t>Hybrid-W</w:t>
-      </w:r>
-      <w:r>
-        <w:t xml:space="preserve">Net model </w:t>
+        <w:t>Hybrid-</w:t>
+      </w:r>
+      <w:proofErr w:type="spellStart"/>
+      <w:r>
+        <w:t>W</w:t>
+      </w:r>
+      <w:r>
+        <w:t>Net</w:t>
+      </w:r>
+      <w:proofErr w:type="spellEnd"/>
+      <w:r>
+        <w:t xml:space="preserve"> model </w:t>
       </w:r>
       <w:r>
         <w:t>provided</w:t>
@@ -6136,7 +6733,15 @@
     </w:p>
     <w:p>
       <w:r>
-        <w:t xml:space="preserve">Our proposed Hybrid-WNet provided fast (&lt; 30 seconds) and accurate segmentation of colorectal liver metastasis and ablation zones, </w:t>
+        <w:t>Our proposed Hybrid-</w:t>
+      </w:r>
+      <w:proofErr w:type="spellStart"/>
+      <w:r>
+        <w:t>WNet</w:t>
+      </w:r>
+      <w:proofErr w:type="spellEnd"/>
+      <w:r>
+        <w:t xml:space="preserve"> provided fast (&lt; 30 seconds) and accurate segmentation of colorectal liver metastasis and ablation zones, </w:t>
       </w:r>
       <w:r>
         <w:t>with largely positive physician reviews.</w:t>
@@ -7355,7 +7960,31 @@
           <w:sz w:val="16"/>
           <w:szCs w:val="16"/>
         </w:rPr>
-        <w:t>: Image Acquisition Parameters of the LiTS Challenge for the Training, Validation, and Test Sets</w:t>
+        <w:t xml:space="preserve">: Image Acquisition Parameters of the </w:t>
+      </w:r>
+      <w:proofErr w:type="spellStart"/>
+      <w:r>
+        <w:rPr>
+          <w:rFonts w:ascii="Arial" w:hAnsi="Arial" w:cs="Arial"/>
+          <w:b/>
+          <w:i w:val="0"/>
+          <w:color w:val="auto"/>
+          <w:sz w:val="16"/>
+          <w:szCs w:val="16"/>
+        </w:rPr>
+        <w:t>LiTS</w:t>
+      </w:r>
+      <w:proofErr w:type="spellEnd"/>
+      <w:r>
+        <w:rPr>
+          <w:rFonts w:ascii="Arial" w:hAnsi="Arial" w:cs="Arial"/>
+          <w:b/>
+          <w:i w:val="0"/>
+          <w:color w:val="auto"/>
+          <w:sz w:val="16"/>
+          <w:szCs w:val="16"/>
+        </w:rPr>
+        <w:t xml:space="preserve"> Challenge for the Training, Validation, and Test Sets</w:t>
       </w:r>
     </w:p>
     <w:tbl>
@@ -7656,7 +8285,29 @@
                 <w:szCs w:val="16"/>
                 <w:lang w:val="fr-FR"/>
               </w:rPr>
-              <w:t>Pixel Size Y (mm/voxel)</w:t>
+              <w:t>Pixel Size Y (mm/</w:t>
+            </w:r>
+            <w:proofErr w:type="spellStart"/>
+            <w:r>
+              <w:rPr>
+                <w:rFonts w:ascii="Arial" w:hAnsi="Arial" w:cs="Arial"/>
+                <w:b/>
+                <w:sz w:val="16"/>
+                <w:szCs w:val="16"/>
+                <w:lang w:val="fr-FR"/>
+              </w:rPr>
+              <w:t>voxel</w:t>
+            </w:r>
+            <w:proofErr w:type="spellEnd"/>
+            <w:r>
+              <w:rPr>
+                <w:rFonts w:ascii="Arial" w:hAnsi="Arial" w:cs="Arial"/>
+                <w:b/>
+                <w:sz w:val="16"/>
+                <w:szCs w:val="16"/>
+                <w:lang w:val="fr-FR"/>
+              </w:rPr>
+              <w:t>)</w:t>
             </w:r>
           </w:p>
         </w:tc>
@@ -7690,6 +8341,7 @@
                 <w:szCs w:val="16"/>
               </w:rPr>
             </w:pPr>
+            <w:proofErr w:type="spellStart"/>
             <w:r>
               <w:rPr>
                 <w:rFonts w:ascii="Arial" w:hAnsi="Arial" w:cs="Arial"/>
@@ -7698,6 +8350,7 @@
               </w:rPr>
               <w:t>LiTS</w:t>
             </w:r>
+            <w:proofErr w:type="spellEnd"/>
           </w:p>
         </w:tc>
         <w:tc>
@@ -10056,6 +10709,7 @@
               </w:rPr>
               <w:t>-</w:t>
             </w:r>
+            <w:proofErr w:type="spellStart"/>
             <w:r>
               <w:rPr>
                 <w:rFonts w:ascii="Arial" w:eastAsia="Times New Roman" w:hAnsi="Arial" w:cs="Arial"/>
@@ -10065,6 +10719,7 @@
               </w:rPr>
               <w:t>WNet</w:t>
             </w:r>
+            <w:proofErr w:type="spellEnd"/>
           </w:p>
         </w:tc>
         <w:tc>
@@ -10794,6 +11449,7 @@
                 <w:szCs w:val="16"/>
               </w:rPr>
             </w:pPr>
+            <w:proofErr w:type="spellStart"/>
             <w:r>
               <w:rPr>
                 <w:rFonts w:ascii="Arial" w:eastAsia="Times New Roman" w:hAnsi="Arial" w:cs="Arial"/>
@@ -10801,7 +11457,17 @@
                 <w:sz w:val="16"/>
                 <w:szCs w:val="16"/>
               </w:rPr>
-              <w:t xml:space="preserve">LiTS </w:t>
+              <w:t>LiTS</w:t>
+            </w:r>
+            <w:proofErr w:type="spellEnd"/>
+            <w:r>
+              <w:rPr>
+                <w:rFonts w:ascii="Arial" w:eastAsia="Times New Roman" w:hAnsi="Arial" w:cs="Arial"/>
+                <w:color w:val="000000"/>
+                <w:sz w:val="16"/>
+                <w:szCs w:val="16"/>
+              </w:rPr>
+              <w:t xml:space="preserve"> </w:t>
             </w:r>
           </w:p>
         </w:tc>
@@ -11126,13 +11792,23 @@
                 <w:szCs w:val="16"/>
               </w:rPr>
             </w:pPr>
-            <w:r>
-              <w:rPr>
-                <w:rFonts w:ascii="Arial" w:hAnsi="Arial" w:cs="Arial"/>
-                <w:sz w:val="16"/>
-                <w:szCs w:val="16"/>
-              </w:rPr>
-              <w:t>Vorontsov et al</w:t>
+            <w:proofErr w:type="spellStart"/>
+            <w:r>
+              <w:rPr>
+                <w:rFonts w:ascii="Arial" w:hAnsi="Arial" w:cs="Arial"/>
+                <w:sz w:val="16"/>
+                <w:szCs w:val="16"/>
+              </w:rPr>
+              <w:t>Vorontsov</w:t>
+            </w:r>
+            <w:proofErr w:type="spellEnd"/>
+            <w:r>
+              <w:rPr>
+                <w:rFonts w:ascii="Arial" w:hAnsi="Arial" w:cs="Arial"/>
+                <w:sz w:val="16"/>
+                <w:szCs w:val="16"/>
+              </w:rPr>
+              <w:t xml:space="preserve"> et al</w:t>
             </w:r>
             <w:r>
               <w:rPr>
@@ -11790,8 +12466,19 @@
                 <w:sz w:val="16"/>
                 <w:szCs w:val="16"/>
               </w:rPr>
-              <w:t>Hybrid Dense UNet</w:t>
-            </w:r>
+              <w:t xml:space="preserve">Hybrid Dense </w:t>
+            </w:r>
+            <w:proofErr w:type="spellStart"/>
+            <w:r>
+              <w:rPr>
+                <w:rFonts w:ascii="Arial" w:eastAsia="Times New Roman" w:hAnsi="Arial" w:cs="Arial"/>
+                <w:color w:val="000000"/>
+                <w:sz w:val="16"/>
+                <w:szCs w:val="16"/>
+              </w:rPr>
+              <w:t>UNet</w:t>
+            </w:r>
+            <w:proofErr w:type="spellEnd"/>
           </w:p>
         </w:tc>
         <w:tc>
@@ -11813,6 +12500,7 @@
                 <w:szCs w:val="16"/>
               </w:rPr>
             </w:pPr>
+            <w:proofErr w:type="spellStart"/>
             <w:r>
               <w:rPr>
                 <w:rFonts w:ascii="Arial" w:eastAsia="Times New Roman" w:hAnsi="Arial" w:cs="Arial"/>
@@ -11820,7 +12508,17 @@
                 <w:sz w:val="16"/>
                 <w:szCs w:val="16"/>
               </w:rPr>
-              <w:t xml:space="preserve">LiTS </w:t>
+              <w:t>LiTS</w:t>
+            </w:r>
+            <w:proofErr w:type="spellEnd"/>
+            <w:r>
+              <w:rPr>
+                <w:rFonts w:ascii="Arial" w:eastAsia="Times New Roman" w:hAnsi="Arial" w:cs="Arial"/>
+                <w:color w:val="000000"/>
+                <w:sz w:val="16"/>
+                <w:szCs w:val="16"/>
+              </w:rPr>
+              <w:t xml:space="preserve"> </w:t>
             </w:r>
           </w:p>
         </w:tc>
@@ -11938,6 +12636,7 @@
                 <w:szCs w:val="16"/>
               </w:rPr>
             </w:pPr>
+            <w:proofErr w:type="spellStart"/>
             <w:r>
               <w:rPr>
                 <w:rFonts w:ascii="Arial" w:eastAsia="Times New Roman" w:hAnsi="Arial" w:cs="Arial"/>
@@ -11945,7 +12644,17 @@
                 <w:sz w:val="16"/>
                 <w:szCs w:val="16"/>
               </w:rPr>
-              <w:t>Seo et al</w:t>
+              <w:t>Seo</w:t>
+            </w:r>
+            <w:proofErr w:type="spellEnd"/>
+            <w:r>
+              <w:rPr>
+                <w:rFonts w:ascii="Arial" w:eastAsia="Times New Roman" w:hAnsi="Arial" w:cs="Arial"/>
+                <w:color w:val="000000"/>
+                <w:sz w:val="16"/>
+                <w:szCs w:val="16"/>
+              </w:rPr>
+              <w:t xml:space="preserve"> et al</w:t>
             </w:r>
             <w:r>
               <w:rPr>
@@ -12016,6 +12725,7 @@
                 <w:szCs w:val="16"/>
               </w:rPr>
             </w:pPr>
+            <w:proofErr w:type="spellStart"/>
             <w:r>
               <w:rPr>
                 <w:rFonts w:ascii="Arial" w:eastAsia="Times New Roman" w:hAnsi="Arial" w:cs="Arial"/>
@@ -12023,7 +12733,17 @@
                 <w:sz w:val="16"/>
                 <w:szCs w:val="16"/>
               </w:rPr>
-              <w:t>mU-Net</w:t>
+              <w:t>mU</w:t>
+            </w:r>
+            <w:proofErr w:type="spellEnd"/>
+            <w:r>
+              <w:rPr>
+                <w:rFonts w:ascii="Arial" w:eastAsia="Times New Roman" w:hAnsi="Arial" w:cs="Arial"/>
+                <w:color w:val="000000"/>
+                <w:sz w:val="16"/>
+                <w:szCs w:val="16"/>
+              </w:rPr>
+              <w:t>-Net</w:t>
             </w:r>
           </w:p>
         </w:tc>
@@ -12193,7 +12913,25 @@
           <w:sz w:val="16"/>
           <w:szCs w:val="16"/>
         </w:rPr>
-        <w:t>Patients were specified instead of sites for LiTS test submission.</w:t>
+        <w:t xml:space="preserve">Patients were specified instead of sites for </w:t>
+      </w:r>
+      <w:proofErr w:type="spellStart"/>
+      <w:r>
+        <w:rPr>
+          <w:rFonts w:ascii="Arial" w:hAnsi="Arial" w:cs="Arial"/>
+          <w:sz w:val="16"/>
+          <w:szCs w:val="16"/>
+        </w:rPr>
+        <w:t>LiTS</w:t>
+      </w:r>
+      <w:proofErr w:type="spellEnd"/>
+      <w:r>
+        <w:rPr>
+          <w:rFonts w:ascii="Arial" w:hAnsi="Arial" w:cs="Arial"/>
+          <w:sz w:val="16"/>
+          <w:szCs w:val="16"/>
+        </w:rPr>
+        <w:t xml:space="preserve"> test submission.</w:t>
       </w:r>
     </w:p>
     <w:p>
@@ -16568,29 +17306,111 @@
         </w:rPr>
         <w:t>-</w:t>
       </w:r>
+      <w:proofErr w:type="spellStart"/>
       <w:r>
         <w:rPr>
           <w:rFonts w:ascii="Arial" w:hAnsi="Arial" w:cs="Arial"/>
           <w:sz w:val="16"/>
           <w:szCs w:val="16"/>
         </w:rPr>
-        <w:t xml:space="preserve">WNet. (Left) Pre-trained 2D DenseNet 121 converted into UNet, where final features </w:t>
-      </w:r>
+        <w:t>WNet</w:t>
+      </w:r>
+      <w:proofErr w:type="spellEnd"/>
       <w:r>
         <w:rPr>
           <w:rFonts w:ascii="Arial" w:hAnsi="Arial" w:cs="Arial"/>
           <w:sz w:val="16"/>
           <w:szCs w:val="16"/>
         </w:rPr>
-        <w:t>were</w:t>
-      </w:r>
+        <w:t xml:space="preserve">. (Left) Pre-trained 2D </w:t>
+      </w:r>
+      <w:proofErr w:type="spellStart"/>
       <w:r>
         <w:rPr>
           <w:rFonts w:ascii="Arial" w:hAnsi="Arial" w:cs="Arial"/>
           <w:sz w:val="16"/>
           <w:szCs w:val="16"/>
         </w:rPr>
-        <w:t xml:space="preserve"> concatenated into 3D DenseNet. (Right) 3D DenseNet architecture </w:t>
+        <w:t>DenseNet</w:t>
+      </w:r>
+      <w:proofErr w:type="spellEnd"/>
+      <w:r>
+        <w:rPr>
+          <w:rFonts w:ascii="Arial" w:hAnsi="Arial" w:cs="Arial"/>
+          <w:sz w:val="16"/>
+          <w:szCs w:val="16"/>
+        </w:rPr>
+        <w:t xml:space="preserve"> 121 converted into </w:t>
+      </w:r>
+      <w:proofErr w:type="spellStart"/>
+      <w:r>
+        <w:rPr>
+          <w:rFonts w:ascii="Arial" w:hAnsi="Arial" w:cs="Arial"/>
+          <w:sz w:val="16"/>
+          <w:szCs w:val="16"/>
+        </w:rPr>
+        <w:t>UNet</w:t>
+      </w:r>
+      <w:proofErr w:type="spellEnd"/>
+      <w:r>
+        <w:rPr>
+          <w:rFonts w:ascii="Arial" w:hAnsi="Arial" w:cs="Arial"/>
+          <w:sz w:val="16"/>
+          <w:szCs w:val="16"/>
+        </w:rPr>
+        <w:t xml:space="preserve">, where final features </w:t>
+      </w:r>
+      <w:r>
+        <w:rPr>
+          <w:rFonts w:ascii="Arial" w:hAnsi="Arial" w:cs="Arial"/>
+          <w:sz w:val="16"/>
+          <w:szCs w:val="16"/>
+        </w:rPr>
+        <w:t>were</w:t>
+      </w:r>
+      <w:r>
+        <w:rPr>
+          <w:rFonts w:ascii="Arial" w:hAnsi="Arial" w:cs="Arial"/>
+          <w:sz w:val="16"/>
+          <w:szCs w:val="16"/>
+        </w:rPr>
+        <w:t xml:space="preserve"> concatenated into 3D </w:t>
+      </w:r>
+      <w:proofErr w:type="spellStart"/>
+      <w:r>
+        <w:rPr>
+          <w:rFonts w:ascii="Arial" w:hAnsi="Arial" w:cs="Arial"/>
+          <w:sz w:val="16"/>
+          <w:szCs w:val="16"/>
+        </w:rPr>
+        <w:t>DenseNet</w:t>
+      </w:r>
+      <w:proofErr w:type="spellEnd"/>
+      <w:r>
+        <w:rPr>
+          <w:rFonts w:ascii="Arial" w:hAnsi="Arial" w:cs="Arial"/>
+          <w:sz w:val="16"/>
+          <w:szCs w:val="16"/>
+        </w:rPr>
+        <w:t xml:space="preserve">. (Right) 3D </w:t>
+      </w:r>
+      <w:proofErr w:type="spellStart"/>
+      <w:r>
+        <w:rPr>
+          <w:rFonts w:ascii="Arial" w:hAnsi="Arial" w:cs="Arial"/>
+          <w:sz w:val="16"/>
+          <w:szCs w:val="16"/>
+        </w:rPr>
+        <w:t>DenseNet</w:t>
+      </w:r>
+      <w:proofErr w:type="spellEnd"/>
+      <w:r>
+        <w:rPr>
+          <w:rFonts w:ascii="Arial" w:hAnsi="Arial" w:cs="Arial"/>
+          <w:sz w:val="16"/>
+          <w:szCs w:val="16"/>
+        </w:rPr>
+        <w:t xml:space="preserve"> architecture </w:t>
       </w:r>
       <w:r>
         <w:rPr>
@@ -18619,7 +19439,7 @@
 </file>
 
 <file path=customXml/itemProps1.xml><?xml version="1.0" encoding="utf-8"?>
-<ds:datastoreItem xmlns:ds="http://schemas.openxmlformats.org/officeDocument/2006/customXml" ds:itemID="{C3BFACBC-8899-4FB5-B36D-1B427DA1B0FD}">
+<ds:datastoreItem xmlns:ds="http://schemas.openxmlformats.org/officeDocument/2006/customXml" ds:itemID="{25A32F16-62F0-4B50-AACF-50381C8BA254}">
   <ds:schemaRefs>
     <ds:schemaRef ds:uri="http://schemas.openxmlformats.org/officeDocument/2006/bibliography"/>
   </ds:schemaRefs>
